--- a/NoSQL MongoDB/Mongodb 1-7.docx
+++ b/NoSQL MongoDB/Mongodb 1-7.docx
@@ -12,66 +12,152 @@
           <w:szCs w:val="28"/>
         </w:rPr>
       </w:pPr>
-      <w:r>
-        <w:rPr>
-          <w:rFonts w:ascii="Times New Roman" w:hAnsi="Times New Roman" w:cs="Times New Roman"/>
-          <w:b/>
-          <w:bCs/>
-          <w:sz w:val="28"/>
-          <w:szCs w:val="28"/>
-        </w:rPr>
-        <w:t>SESSION:-1</w:t>
-      </w:r>
-    </w:p>
-    <w:p>
-      <w:pPr>
-        <w:rPr>
-          <w:rFonts w:ascii="Times New Roman" w:hAnsi="Times New Roman" w:cs="Times New Roman"/>
-          <w:sz w:val="28"/>
-          <w:szCs w:val="28"/>
-        </w:rPr>
-      </w:pPr>
-      <w:r>
-        <w:rPr>
-          <w:rFonts w:ascii="Times New Roman" w:hAnsi="Times New Roman" w:cs="Times New Roman"/>
-          <w:sz w:val="28"/>
-          <w:szCs w:val="28"/>
-        </w:rPr>
-        <w:t>use("foodieApp")</w:t>
-      </w:r>
-    </w:p>
-    <w:p>
-      <w:pPr>
-        <w:rPr>
-          <w:rFonts w:ascii="Times New Roman" w:hAnsi="Times New Roman" w:cs="Times New Roman"/>
-          <w:sz w:val="28"/>
-          <w:szCs w:val="28"/>
-        </w:rPr>
-      </w:pPr>
-      <w:r>
-        <w:rPr>
-          <w:rFonts w:ascii="Times New Roman" w:hAnsi="Times New Roman" w:cs="Times New Roman"/>
-          <w:sz w:val="28"/>
-          <w:szCs w:val="28"/>
-        </w:rPr>
-        <w:t>switched to db foodieApp</w:t>
-      </w:r>
-    </w:p>
-    <w:p>
-      <w:pPr>
-        <w:rPr>
-          <w:rFonts w:ascii="Times New Roman" w:hAnsi="Times New Roman" w:cs="Times New Roman"/>
-          <w:sz w:val="28"/>
-          <w:szCs w:val="28"/>
-        </w:rPr>
-      </w:pPr>
-      <w:r>
-        <w:rPr>
-          <w:rFonts w:ascii="Times New Roman" w:hAnsi="Times New Roman" w:cs="Times New Roman"/>
-          <w:sz w:val="28"/>
-          <w:szCs w:val="28"/>
-        </w:rPr>
-        <w:t>db["restaurants"].find()</w:t>
+      <w:proofErr w:type="gramStart"/>
+      <w:r>
+        <w:rPr>
+          <w:rFonts w:ascii="Times New Roman" w:hAnsi="Times New Roman" w:cs="Times New Roman"/>
+          <w:b/>
+          <w:bCs/>
+          <w:sz w:val="28"/>
+          <w:szCs w:val="28"/>
+        </w:rPr>
+        <w:t>SESSION:-</w:t>
+      </w:r>
+      <w:proofErr w:type="gramEnd"/>
+      <w:r>
+        <w:rPr>
+          <w:rFonts w:ascii="Times New Roman" w:hAnsi="Times New Roman" w:cs="Times New Roman"/>
+          <w:b/>
+          <w:bCs/>
+          <w:sz w:val="28"/>
+          <w:szCs w:val="28"/>
+        </w:rPr>
+        <w:t>1</w:t>
+      </w:r>
+    </w:p>
+    <w:p>
+      <w:pPr>
+        <w:rPr>
+          <w:rFonts w:ascii="Times New Roman" w:hAnsi="Times New Roman" w:cs="Times New Roman"/>
+          <w:sz w:val="28"/>
+          <w:szCs w:val="28"/>
+        </w:rPr>
+      </w:pPr>
+      <w:r>
+        <w:rPr>
+          <w:rFonts w:ascii="Times New Roman" w:hAnsi="Times New Roman" w:cs="Times New Roman"/>
+          <w:sz w:val="28"/>
+          <w:szCs w:val="28"/>
+        </w:rPr>
+        <w:t>use("</w:t>
+      </w:r>
+      <w:proofErr w:type="spellStart"/>
+      <w:r>
+        <w:rPr>
+          <w:rFonts w:ascii="Times New Roman" w:hAnsi="Times New Roman" w:cs="Times New Roman"/>
+          <w:sz w:val="28"/>
+          <w:szCs w:val="28"/>
+        </w:rPr>
+        <w:t>foodieApp</w:t>
+      </w:r>
+      <w:proofErr w:type="spellEnd"/>
+      <w:r>
+        <w:rPr>
+          <w:rFonts w:ascii="Times New Roman" w:hAnsi="Times New Roman" w:cs="Times New Roman"/>
+          <w:sz w:val="28"/>
+          <w:szCs w:val="28"/>
+        </w:rPr>
+        <w:t>")</w:t>
+      </w:r>
+    </w:p>
+    <w:p>
+      <w:pPr>
+        <w:rPr>
+          <w:rFonts w:ascii="Times New Roman" w:hAnsi="Times New Roman" w:cs="Times New Roman"/>
+          <w:sz w:val="28"/>
+          <w:szCs w:val="28"/>
+        </w:rPr>
+      </w:pPr>
+      <w:r>
+        <w:rPr>
+          <w:rFonts w:ascii="Times New Roman" w:hAnsi="Times New Roman" w:cs="Times New Roman"/>
+          <w:sz w:val="28"/>
+          <w:szCs w:val="28"/>
+        </w:rPr>
+        <w:t xml:space="preserve">switched to </w:t>
+      </w:r>
+      <w:proofErr w:type="spellStart"/>
+      <w:r>
+        <w:rPr>
+          <w:rFonts w:ascii="Times New Roman" w:hAnsi="Times New Roman" w:cs="Times New Roman"/>
+          <w:sz w:val="28"/>
+          <w:szCs w:val="28"/>
+        </w:rPr>
+        <w:t>db</w:t>
+      </w:r>
+      <w:proofErr w:type="spellEnd"/>
+      <w:r>
+        <w:rPr>
+          <w:rFonts w:ascii="Times New Roman" w:hAnsi="Times New Roman" w:cs="Times New Roman"/>
+          <w:sz w:val="28"/>
+          <w:szCs w:val="28"/>
+        </w:rPr>
+        <w:t xml:space="preserve"> </w:t>
+      </w:r>
+      <w:proofErr w:type="spellStart"/>
+      <w:r>
+        <w:rPr>
+          <w:rFonts w:ascii="Times New Roman" w:hAnsi="Times New Roman" w:cs="Times New Roman"/>
+          <w:sz w:val="28"/>
+          <w:szCs w:val="28"/>
+        </w:rPr>
+        <w:t>foodieApp</w:t>
+      </w:r>
+      <w:proofErr w:type="spellEnd"/>
+    </w:p>
+    <w:p>
+      <w:pPr>
+        <w:rPr>
+          <w:rFonts w:ascii="Times New Roman" w:hAnsi="Times New Roman" w:cs="Times New Roman"/>
+          <w:sz w:val="28"/>
+          <w:szCs w:val="28"/>
+        </w:rPr>
+      </w:pPr>
+      <w:proofErr w:type="spellStart"/>
+      <w:r>
+        <w:rPr>
+          <w:rFonts w:ascii="Times New Roman" w:hAnsi="Times New Roman" w:cs="Times New Roman"/>
+          <w:sz w:val="28"/>
+          <w:szCs w:val="28"/>
+        </w:rPr>
+        <w:t>db</w:t>
+      </w:r>
+      <w:proofErr w:type="spellEnd"/>
+      <w:r>
+        <w:rPr>
+          <w:rFonts w:ascii="Times New Roman" w:hAnsi="Times New Roman" w:cs="Times New Roman"/>
+          <w:sz w:val="28"/>
+          <w:szCs w:val="28"/>
+        </w:rPr>
+        <w:t>["restaurants"</w:t>
+      </w:r>
+      <w:proofErr w:type="gramStart"/>
+      <w:r>
+        <w:rPr>
+          <w:rFonts w:ascii="Times New Roman" w:hAnsi="Times New Roman" w:cs="Times New Roman"/>
+          <w:sz w:val="28"/>
+          <w:szCs w:val="28"/>
+        </w:rPr>
+        <w:t>].find</w:t>
+      </w:r>
+      <w:proofErr w:type="gramEnd"/>
+      <w:r>
+        <w:rPr>
+          <w:rFonts w:ascii="Times New Roman" w:hAnsi="Times New Roman" w:cs="Times New Roman"/>
+          <w:sz w:val="28"/>
+          <w:szCs w:val="28"/>
+        </w:rPr>
+        <w:t>()</w:t>
       </w:r>
     </w:p>
     <w:p>
@@ -88,10 +174,26 @@
           <w:szCs w:val="28"/>
         </w:rPr>
         <w:drawing>
-          <wp:inline distT="0" distB="0" distL="0" distR="0" wp14:anchorId="650AB016" wp14:editId="79FB0073">
-            <wp:extent cx="4476750" cy="3017134"/>
-            <wp:effectExtent l="0" t="0" r="0" b="0"/>
-            <wp:docPr id="1463941015" name="Picture 1"/>
+          <wp:anchor distT="0" distB="0" distL="114300" distR="114300" simplePos="0" relativeHeight="251677696" behindDoc="0" locked="0" layoutInCell="1" allowOverlap="1" wp14:anchorId="5D8B7372" wp14:editId="01F18786">
+            <wp:simplePos x="0" y="0"/>
+            <wp:positionH relativeFrom="column">
+              <wp:posOffset>777240</wp:posOffset>
+            </wp:positionH>
+            <wp:positionV relativeFrom="paragraph">
+              <wp:posOffset>105410</wp:posOffset>
+            </wp:positionV>
+            <wp:extent cx="3635055" cy="6073666"/>
+            <wp:effectExtent l="0" t="0" r="3810" b="3810"/>
+            <wp:wrapThrough wrapText="bothSides">
+              <wp:wrapPolygon edited="0">
+                <wp:start x="0" y="0"/>
+                <wp:lineTo x="0" y="21546"/>
+                <wp:lineTo x="21509" y="21546"/>
+                <wp:lineTo x="21509" y="0"/>
+                <wp:lineTo x="0" y="0"/>
+              </wp:wrapPolygon>
+            </wp:wrapThrough>
+            <wp:docPr id="133931632" name="Picture 1"/>
             <wp:cNvGraphicFramePr>
               <a:graphicFrameLocks xmlns:a="http://schemas.openxmlformats.org/drawingml/2006/main" noChangeAspect="1"/>
             </wp:cNvGraphicFramePr>
@@ -99,77 +201,11 @@
               <a:graphicData uri="http://schemas.openxmlformats.org/drawingml/2006/picture">
                 <pic:pic xmlns:pic="http://schemas.openxmlformats.org/drawingml/2006/picture">
                   <pic:nvPicPr>
-                    <pic:cNvPr id="1463941015" name=""/>
+                    <pic:cNvPr id="133931632" name=""/>
                     <pic:cNvPicPr/>
                   </pic:nvPicPr>
                   <pic:blipFill>
-                    <a:blip r:embed="rId6"/>
-                    <a:stretch>
-                      <a:fillRect/>
-                    </a:stretch>
-                  </pic:blipFill>
-                  <pic:spPr>
-                    <a:xfrm>
-                      <a:off x="0" y="0"/>
-                      <a:ext cx="4499577" cy="3032518"/>
-                    </a:xfrm>
-                    <a:prstGeom prst="rect">
-                      <a:avLst/>
-                    </a:prstGeom>
-                  </pic:spPr>
-                </pic:pic>
-              </a:graphicData>
-            </a:graphic>
-          </wp:inline>
-        </w:drawing>
-      </w:r>
-    </w:p>
-    <w:p>
-      <w:pPr>
-        <w:jc w:val="center"/>
-        <w:rPr>
-          <w:sz w:val="28"/>
-          <w:szCs w:val="28"/>
-        </w:rPr>
-      </w:pPr>
-      <w:r>
-        <w:rPr>
-          <w:sz w:val="28"/>
-          <w:szCs w:val="28"/>
-        </w:rPr>
-        <w:drawing>
-          <wp:anchor distT="0" distB="0" distL="114300" distR="114300" simplePos="0" relativeHeight="251661312" behindDoc="0" locked="0" layoutInCell="1" allowOverlap="1" wp14:anchorId="51973906" wp14:editId="0C32B316">
-            <wp:simplePos x="0" y="0"/>
-            <wp:positionH relativeFrom="margin">
-              <wp:posOffset>546100</wp:posOffset>
-            </wp:positionH>
-            <wp:positionV relativeFrom="paragraph">
-              <wp:posOffset>398780</wp:posOffset>
-            </wp:positionV>
-            <wp:extent cx="4597400" cy="2832100"/>
-            <wp:effectExtent l="0" t="0" r="0" b="6350"/>
-            <wp:wrapThrough wrapText="bothSides">
-              <wp:wrapPolygon edited="0">
-                <wp:start x="0" y="0"/>
-                <wp:lineTo x="0" y="21503"/>
-                <wp:lineTo x="21481" y="21503"/>
-                <wp:lineTo x="21481" y="0"/>
-                <wp:lineTo x="0" y="0"/>
-              </wp:wrapPolygon>
-            </wp:wrapThrough>
-            <wp:docPr id="113356578" name="Picture 1"/>
-            <wp:cNvGraphicFramePr>
-              <a:graphicFrameLocks xmlns:a="http://schemas.openxmlformats.org/drawingml/2006/main" noChangeAspect="1"/>
-            </wp:cNvGraphicFramePr>
-            <a:graphic xmlns:a="http://schemas.openxmlformats.org/drawingml/2006/main">
-              <a:graphicData uri="http://schemas.openxmlformats.org/drawingml/2006/picture">
-                <pic:pic xmlns:pic="http://schemas.openxmlformats.org/drawingml/2006/picture">
-                  <pic:nvPicPr>
-                    <pic:cNvPr id="203564336" name=""/>
-                    <pic:cNvPicPr/>
-                  </pic:nvPicPr>
-                  <pic:blipFill>
-                    <a:blip r:embed="rId7">
+                    <a:blip r:embed="rId6">
                       <a:extLst>
                         <a:ext uri="{28A0092B-C50C-407E-A947-70E740481C1C}">
                           <a14:useLocalDpi xmlns:a14="http://schemas.microsoft.com/office/drawing/2010/main" val="0"/>
@@ -183,7 +219,7 @@
                   <pic:spPr>
                     <a:xfrm>
                       <a:off x="0" y="0"/>
-                      <a:ext cx="4597400" cy="2832100"/>
+                      <a:ext cx="3635055" cy="6073666"/>
                     </a:xfrm>
                     <a:prstGeom prst="rect">
                       <a:avLst/>
@@ -204,38 +240,7 @@
     </w:p>
     <w:p>
       <w:pPr>
-        <w:rPr>
-          <w:sz w:val="28"/>
-          <w:szCs w:val="28"/>
-        </w:rPr>
-      </w:pPr>
-    </w:p>
-    <w:p>
-      <w:pPr>
-        <w:rPr>
-          <w:sz w:val="28"/>
-          <w:szCs w:val="28"/>
-        </w:rPr>
-      </w:pPr>
-    </w:p>
-    <w:p>
-      <w:pPr>
-        <w:rPr>
-          <w:sz w:val="28"/>
-          <w:szCs w:val="28"/>
-        </w:rPr>
-      </w:pPr>
-    </w:p>
-    <w:p>
-      <w:pPr>
-        <w:rPr>
-          <w:sz w:val="28"/>
-          <w:szCs w:val="28"/>
-        </w:rPr>
-      </w:pPr>
-    </w:p>
-    <w:p>
-      <w:pPr>
+        <w:jc w:val="center"/>
         <w:rPr>
           <w:sz w:val="28"/>
           <w:szCs w:val="28"/>
@@ -248,26 +253,10 @@
         </w:rPr>
         <w:lastRenderedPageBreak/>
         <w:drawing>
-          <wp:anchor distT="0" distB="0" distL="114300" distR="114300" simplePos="0" relativeHeight="251659264" behindDoc="0" locked="0" layoutInCell="1" allowOverlap="1" wp14:anchorId="661462E8" wp14:editId="4C723466">
-            <wp:simplePos x="0" y="0"/>
-            <wp:positionH relativeFrom="page">
-              <wp:posOffset>3154680</wp:posOffset>
-            </wp:positionH>
-            <wp:positionV relativeFrom="paragraph">
-              <wp:posOffset>0</wp:posOffset>
-            </wp:positionV>
-            <wp:extent cx="3977640" cy="5958840"/>
+          <wp:inline distT="0" distB="0" distL="0" distR="0" wp14:anchorId="22C75625" wp14:editId="54409E2F">
+            <wp:extent cx="3596952" cy="2301439"/>
             <wp:effectExtent l="0" t="0" r="3810" b="3810"/>
-            <wp:wrapThrough wrapText="bothSides">
-              <wp:wrapPolygon edited="0">
-                <wp:start x="0" y="0"/>
-                <wp:lineTo x="0" y="21545"/>
-                <wp:lineTo x="21517" y="21545"/>
-                <wp:lineTo x="21517" y="0"/>
-                <wp:lineTo x="0" y="0"/>
-              </wp:wrapPolygon>
-            </wp:wrapThrough>
-            <wp:docPr id="797413653" name="Picture 1"/>
+            <wp:docPr id="613582235" name="Picture 1"/>
             <wp:cNvGraphicFramePr>
               <a:graphicFrameLocks xmlns:a="http://schemas.openxmlformats.org/drawingml/2006/main" noChangeAspect="1"/>
             </wp:cNvGraphicFramePr>
@@ -275,17 +264,11 @@
               <a:graphicData uri="http://schemas.openxmlformats.org/drawingml/2006/picture">
                 <pic:pic xmlns:pic="http://schemas.openxmlformats.org/drawingml/2006/picture">
                   <pic:nvPicPr>
-                    <pic:cNvPr id="797413653" name=""/>
+                    <pic:cNvPr id="613582235" name=""/>
                     <pic:cNvPicPr/>
                   </pic:nvPicPr>
                   <pic:blipFill>
-                    <a:blip r:embed="rId8">
-                      <a:extLst>
-                        <a:ext uri="{28A0092B-C50C-407E-A947-70E740481C1C}">
-                          <a14:useLocalDpi xmlns:a14="http://schemas.microsoft.com/office/drawing/2010/main" val="0"/>
-                        </a:ext>
-                      </a:extLst>
-                    </a:blip>
+                    <a:blip r:embed="rId7"/>
                     <a:stretch>
                       <a:fillRect/>
                     </a:stretch>
@@ -293,7 +276,7 @@
                   <pic:spPr>
                     <a:xfrm>
                       <a:off x="0" y="0"/>
-                      <a:ext cx="3977640" cy="5958840"/>
+                      <a:ext cx="3596952" cy="2301439"/>
                     </a:xfrm>
                     <a:prstGeom prst="rect">
                       <a:avLst/>
@@ -302,84 +285,26 @@
                 </pic:pic>
               </a:graphicData>
             </a:graphic>
-            <wp14:sizeRelH relativeFrom="page">
-              <wp14:pctWidth>0</wp14:pctWidth>
-            </wp14:sizeRelH>
-            <wp14:sizeRelV relativeFrom="page">
-              <wp14:pctHeight>0</wp14:pctHeight>
-            </wp14:sizeRelV>
-          </wp:anchor>
+          </wp:inline>
         </w:drawing>
       </w:r>
-      <w:r>
-        <w:rPr>
-          <w:sz w:val="28"/>
-          <w:szCs w:val="28"/>
-        </w:rPr>
-        <w:drawing>
-          <wp:anchor distT="0" distB="0" distL="114300" distR="114300" simplePos="0" relativeHeight="251658240" behindDoc="0" locked="0" layoutInCell="1" allowOverlap="1" wp14:anchorId="57C9F970" wp14:editId="3447063C">
-            <wp:simplePos x="0" y="0"/>
-            <wp:positionH relativeFrom="page">
-              <wp:posOffset>304800</wp:posOffset>
-            </wp:positionH>
-            <wp:positionV relativeFrom="paragraph">
-              <wp:posOffset>0</wp:posOffset>
-            </wp:positionV>
-            <wp:extent cx="2733675" cy="5996940"/>
-            <wp:effectExtent l="0" t="0" r="9525" b="3810"/>
-            <wp:wrapThrough wrapText="bothSides">
-              <wp:wrapPolygon edited="0">
-                <wp:start x="0" y="0"/>
-                <wp:lineTo x="0" y="21545"/>
-                <wp:lineTo x="21525" y="21545"/>
-                <wp:lineTo x="21525" y="0"/>
-                <wp:lineTo x="0" y="0"/>
-              </wp:wrapPolygon>
-            </wp:wrapThrough>
-            <wp:docPr id="203564336" name="Picture 1"/>
-            <wp:cNvGraphicFramePr>
-              <a:graphicFrameLocks xmlns:a="http://schemas.openxmlformats.org/drawingml/2006/main" noChangeAspect="1"/>
-            </wp:cNvGraphicFramePr>
-            <a:graphic xmlns:a="http://schemas.openxmlformats.org/drawingml/2006/main">
-              <a:graphicData uri="http://schemas.openxmlformats.org/drawingml/2006/picture">
-                <pic:pic xmlns:pic="http://schemas.openxmlformats.org/drawingml/2006/picture">
-                  <pic:nvPicPr>
-                    <pic:cNvPr id="203564336" name=""/>
-                    <pic:cNvPicPr/>
-                  </pic:nvPicPr>
-                  <pic:blipFill>
-                    <a:blip r:embed="rId7">
-                      <a:extLst>
-                        <a:ext uri="{28A0092B-C50C-407E-A947-70E740481C1C}">
-                          <a14:useLocalDpi xmlns:a14="http://schemas.microsoft.com/office/drawing/2010/main" val="0"/>
-                        </a:ext>
-                      </a:extLst>
-                    </a:blip>
-                    <a:stretch>
-                      <a:fillRect/>
-                    </a:stretch>
-                  </pic:blipFill>
-                  <pic:spPr>
-                    <a:xfrm>
-                      <a:off x="0" y="0"/>
-                      <a:ext cx="2733675" cy="5996940"/>
-                    </a:xfrm>
-                    <a:prstGeom prst="rect">
-                      <a:avLst/>
-                    </a:prstGeom>
-                  </pic:spPr>
-                </pic:pic>
-              </a:graphicData>
-            </a:graphic>
-            <wp14:sizeRelH relativeFrom="page">
-              <wp14:pctWidth>0</wp14:pctWidth>
-            </wp14:sizeRelH>
-            <wp14:sizeRelV relativeFrom="page">
-              <wp14:pctHeight>0</wp14:pctHeight>
-            </wp14:sizeRelV>
-          </wp:anchor>
-        </w:drawing>
-      </w:r>
+    </w:p>
+    <w:p>
+      <w:pPr>
+        <w:rPr>
+          <w:sz w:val="28"/>
+          <w:szCs w:val="28"/>
+        </w:rPr>
+      </w:pPr>
+    </w:p>
+    <w:p>
+      <w:pPr>
+        <w:rPr>
+          <w:sz w:val="28"/>
+          <w:szCs w:val="28"/>
+        </w:rPr>
+      </w:pPr>
+      <w:proofErr w:type="gramStart"/>
       <w:r>
         <w:rPr>
           <w:rFonts w:ascii="Times New Roman" w:hAnsi="Times New Roman" w:cs="Times New Roman"/>
@@ -390,6 +315,7 @@
         </w:rPr>
         <w:t>SESSION:-</w:t>
       </w:r>
+      <w:proofErr w:type="gramEnd"/>
       <w:r>
         <w:rPr>
           <w:rFonts w:ascii="Times New Roman" w:hAnsi="Times New Roman" w:cs="Times New Roman"/>
@@ -424,8 +350,20 @@
           <w:sz w:val="28"/>
           <w:szCs w:val="28"/>
         </w:rPr>
-        <w:t>use insta_clone_db</w:t>
-      </w:r>
+        <w:t xml:space="preserve">use </w:t>
+      </w:r>
+      <w:proofErr w:type="spellStart"/>
+      <w:r>
+        <w:rPr>
+          <w:rFonts w:ascii="Times New Roman" w:hAnsi="Times New Roman" w:cs="Times New Roman"/>
+          <w:b/>
+          <w:bCs/>
+          <w:sz w:val="28"/>
+          <w:szCs w:val="28"/>
+        </w:rPr>
+        <w:t>insta_clone_db</w:t>
+      </w:r>
+      <w:proofErr w:type="spellEnd"/>
       <w:r>
         <w:rPr>
           <w:rFonts w:ascii="Times New Roman" w:hAnsi="Times New Roman" w:cs="Times New Roman"/>
@@ -455,7 +393,51 @@
           <w:sz w:val="28"/>
           <w:szCs w:val="28"/>
         </w:rPr>
-        <w:t>Output: switched to db insta_clone_db)</w:t>
+        <w:t xml:space="preserve">Output: switched to </w:t>
+      </w:r>
+      <w:proofErr w:type="spellStart"/>
+      <w:r>
+        <w:rPr>
+          <w:rFonts w:ascii="Times New Roman" w:hAnsi="Times New Roman" w:cs="Times New Roman"/>
+          <w:b/>
+          <w:bCs/>
+          <w:sz w:val="28"/>
+          <w:szCs w:val="28"/>
+        </w:rPr>
+        <w:t>db</w:t>
+      </w:r>
+      <w:proofErr w:type="spellEnd"/>
+      <w:r>
+        <w:rPr>
+          <w:rFonts w:ascii="Times New Roman" w:hAnsi="Times New Roman" w:cs="Times New Roman"/>
+          <w:b/>
+          <w:bCs/>
+          <w:sz w:val="28"/>
+          <w:szCs w:val="28"/>
+        </w:rPr>
+        <w:t xml:space="preserve"> </w:t>
+      </w:r>
+      <w:proofErr w:type="spellStart"/>
+      <w:r>
+        <w:rPr>
+          <w:rFonts w:ascii="Times New Roman" w:hAnsi="Times New Roman" w:cs="Times New Roman"/>
+          <w:b/>
+          <w:bCs/>
+          <w:sz w:val="28"/>
+          <w:szCs w:val="28"/>
+        </w:rPr>
+        <w:t>insta_clone_db</w:t>
+      </w:r>
+      <w:proofErr w:type="spellEnd"/>
+      <w:r>
+        <w:rPr>
+          <w:rFonts w:ascii="Times New Roman" w:hAnsi="Times New Roman" w:cs="Times New Roman"/>
+          <w:b/>
+          <w:bCs/>
+          <w:sz w:val="28"/>
+          <w:szCs w:val="28"/>
+        </w:rPr>
+        <w:t>)</w:t>
       </w:r>
     </w:p>
     <w:p>
@@ -473,36 +455,94 @@
           <w:szCs w:val="28"/>
         </w:rPr>
       </w:pPr>
-      <w:r>
-        <w:rPr>
-          <w:rFonts w:ascii="Times New Roman" w:hAnsi="Times New Roman" w:cs="Times New Roman"/>
-          <w:b/>
-          <w:bCs/>
-          <w:sz w:val="28"/>
-          <w:szCs w:val="28"/>
-        </w:rPr>
-        <w:t>db.createCollection("posts")</w:t>
-      </w:r>
-    </w:p>
-    <w:p>
-      <w:pPr>
-        <w:rPr>
-          <w:rFonts w:ascii="Times New Roman" w:hAnsi="Times New Roman" w:cs="Times New Roman"/>
-          <w:b/>
-          <w:bCs/>
-          <w:sz w:val="28"/>
-          <w:szCs w:val="28"/>
-        </w:rPr>
-      </w:pPr>
-      <w:r>
-        <w:rPr>
-          <w:rFonts w:ascii="Times New Roman" w:hAnsi="Times New Roman" w:cs="Times New Roman"/>
-          <w:b/>
-          <w:bCs/>
-          <w:sz w:val="28"/>
-          <w:szCs w:val="28"/>
-        </w:rPr>
-        <w:t>(Output: { ok: 1 })</w:t>
+      <w:proofErr w:type="spellStart"/>
+      <w:proofErr w:type="gramStart"/>
+      <w:r>
+        <w:rPr>
+          <w:rFonts w:ascii="Times New Roman" w:hAnsi="Times New Roman" w:cs="Times New Roman"/>
+          <w:b/>
+          <w:bCs/>
+          <w:sz w:val="28"/>
+          <w:szCs w:val="28"/>
+        </w:rPr>
+        <w:t>db.createCollection</w:t>
+      </w:r>
+      <w:proofErr w:type="spellEnd"/>
+      <w:proofErr w:type="gramEnd"/>
+      <w:r>
+        <w:rPr>
+          <w:rFonts w:ascii="Times New Roman" w:hAnsi="Times New Roman" w:cs="Times New Roman"/>
+          <w:b/>
+          <w:bCs/>
+          <w:sz w:val="28"/>
+          <w:szCs w:val="28"/>
+        </w:rPr>
+        <w:t>("posts")</w:t>
+      </w:r>
+    </w:p>
+    <w:p>
+      <w:pPr>
+        <w:rPr>
+          <w:rFonts w:ascii="Times New Roman" w:hAnsi="Times New Roman" w:cs="Times New Roman"/>
+          <w:b/>
+          <w:bCs/>
+          <w:sz w:val="28"/>
+          <w:szCs w:val="28"/>
+        </w:rPr>
+      </w:pPr>
+      <w:r>
+        <w:rPr>
+          <w:rFonts w:ascii="Times New Roman" w:hAnsi="Times New Roman" w:cs="Times New Roman"/>
+          <w:b/>
+          <w:bCs/>
+          <w:sz w:val="28"/>
+          <w:szCs w:val="28"/>
+        </w:rPr>
+        <w:t xml:space="preserve">(Output: </w:t>
+      </w:r>
+      <w:proofErr w:type="gramStart"/>
+      <w:r>
+        <w:rPr>
+          <w:rFonts w:ascii="Times New Roman" w:hAnsi="Times New Roman" w:cs="Times New Roman"/>
+          <w:b/>
+          <w:bCs/>
+          <w:sz w:val="28"/>
+          <w:szCs w:val="28"/>
+        </w:rPr>
+        <w:t>{ ok</w:t>
+      </w:r>
+      <w:proofErr w:type="gramEnd"/>
+      <w:r>
+        <w:rPr>
+          <w:rFonts w:ascii="Times New Roman" w:hAnsi="Times New Roman" w:cs="Times New Roman"/>
+          <w:b/>
+          <w:bCs/>
+          <w:sz w:val="28"/>
+          <w:szCs w:val="28"/>
+        </w:rPr>
+        <w:t xml:space="preserve">: </w:t>
+      </w:r>
+      <w:proofErr w:type="gramStart"/>
+      <w:r>
+        <w:rPr>
+          <w:rFonts w:ascii="Times New Roman" w:hAnsi="Times New Roman" w:cs="Times New Roman"/>
+          <w:b/>
+          <w:bCs/>
+          <w:sz w:val="28"/>
+          <w:szCs w:val="28"/>
+        </w:rPr>
+        <w:t>1 }</w:t>
+      </w:r>
+      <w:proofErr w:type="gramEnd"/>
+      <w:r>
+        <w:rPr>
+          <w:rFonts w:ascii="Times New Roman" w:hAnsi="Times New Roman" w:cs="Times New Roman"/>
+          <w:b/>
+          <w:bCs/>
+          <w:sz w:val="28"/>
+          <w:szCs w:val="28"/>
+        </w:rPr>
+        <w:t>)</w:t>
       </w:r>
     </w:p>
     <w:p>
@@ -516,15 +556,61 @@
           <w:szCs w:val="28"/>
         </w:rPr>
       </w:pPr>
-      <w:r>
-        <w:rPr>
-          <w:rFonts w:ascii="Times New Roman" w:hAnsi="Times New Roman" w:cs="Times New Roman"/>
-          <w:b/>
-          <w:bCs/>
-          <w:sz w:val="28"/>
-          <w:szCs w:val="28"/>
-        </w:rPr>
-        <w:t>db.stories.insertOne({</w:t>
+      <w:proofErr w:type="spellStart"/>
+      <w:proofErr w:type="gramStart"/>
+      <w:r>
+        <w:rPr>
+          <w:rFonts w:ascii="Times New Roman" w:hAnsi="Times New Roman" w:cs="Times New Roman"/>
+          <w:b/>
+          <w:bCs/>
+          <w:sz w:val="28"/>
+          <w:szCs w:val="28"/>
+        </w:rPr>
+        <w:t>db.stories</w:t>
+      </w:r>
+      <w:proofErr w:type="gramEnd"/>
+      <w:r>
+        <w:rPr>
+          <w:rFonts w:ascii="Times New Roman" w:hAnsi="Times New Roman" w:cs="Times New Roman"/>
+          <w:b/>
+          <w:bCs/>
+          <w:sz w:val="28"/>
+          <w:szCs w:val="28"/>
+        </w:rPr>
+        <w:t>.</w:t>
+      </w:r>
+      <w:proofErr w:type="gramStart"/>
+      <w:r>
+        <w:rPr>
+          <w:rFonts w:ascii="Times New Roman" w:hAnsi="Times New Roman" w:cs="Times New Roman"/>
+          <w:b/>
+          <w:bCs/>
+          <w:sz w:val="28"/>
+          <w:szCs w:val="28"/>
+        </w:rPr>
+        <w:t>insertOne</w:t>
+      </w:r>
+      <w:proofErr w:type="spellEnd"/>
+      <w:r>
+        <w:rPr>
+          <w:rFonts w:ascii="Times New Roman" w:hAnsi="Times New Roman" w:cs="Times New Roman"/>
+          <w:b/>
+          <w:bCs/>
+          <w:sz w:val="28"/>
+          <w:szCs w:val="28"/>
+        </w:rPr>
+        <w:t>(</w:t>
+      </w:r>
+      <w:proofErr w:type="gramEnd"/>
+      <w:r>
+        <w:rPr>
+          <w:rFonts w:ascii="Times New Roman" w:hAnsi="Times New Roman" w:cs="Times New Roman"/>
+          <w:b/>
+          <w:bCs/>
+          <w:sz w:val="28"/>
+          <w:szCs w:val="28"/>
+        </w:rPr>
+        <w:t>{</w:t>
       </w:r>
     </w:p>
     <w:p>
@@ -546,7 +632,29 @@
           <w:sz w:val="28"/>
           <w:szCs w:val="28"/>
         </w:rPr>
-        <w:t xml:space="preserve">  username: "johndoe",</w:t>
+        <w:t xml:space="preserve">  username: "</w:t>
+      </w:r>
+      <w:proofErr w:type="spellStart"/>
+      <w:r>
+        <w:rPr>
+          <w:rFonts w:ascii="Times New Roman" w:hAnsi="Times New Roman" w:cs="Times New Roman"/>
+          <w:b/>
+          <w:bCs/>
+          <w:sz w:val="28"/>
+          <w:szCs w:val="28"/>
+        </w:rPr>
+        <w:t>johndoe</w:t>
+      </w:r>
+      <w:proofErr w:type="spellEnd"/>
+      <w:r>
+        <w:rPr>
+          <w:rFonts w:ascii="Times New Roman" w:hAnsi="Times New Roman" w:cs="Times New Roman"/>
+          <w:b/>
+          <w:bCs/>
+          <w:sz w:val="28"/>
+          <w:szCs w:val="28"/>
+        </w:rPr>
+        <w:t>",</w:t>
       </w:r>
     </w:p>
     <w:p>
@@ -568,7 +676,29 @@
           <w:sz w:val="28"/>
           <w:szCs w:val="28"/>
         </w:rPr>
-        <w:t xml:space="preserve">  image_url: "https://example.com",</w:t>
+        <w:t xml:space="preserve">  </w:t>
+      </w:r>
+      <w:proofErr w:type="spellStart"/>
+      <w:r>
+        <w:rPr>
+          <w:rFonts w:ascii="Times New Roman" w:hAnsi="Times New Roman" w:cs="Times New Roman"/>
+          <w:b/>
+          <w:bCs/>
+          <w:sz w:val="28"/>
+          <w:szCs w:val="28"/>
+        </w:rPr>
+        <w:t>image_url</w:t>
+      </w:r>
+      <w:proofErr w:type="spellEnd"/>
+      <w:r>
+        <w:rPr>
+          <w:rFonts w:ascii="Times New Roman" w:hAnsi="Times New Roman" w:cs="Times New Roman"/>
+          <w:b/>
+          <w:bCs/>
+          <w:sz w:val="28"/>
+          <w:szCs w:val="28"/>
+        </w:rPr>
+        <w:t>: "https://example.com",</w:t>
       </w:r>
     </w:p>
     <w:p>
@@ -590,7 +720,29 @@
           <w:sz w:val="28"/>
           <w:szCs w:val="28"/>
         </w:rPr>
-        <w:t xml:space="preserve">  timestamp: new Date()</w:t>
+        <w:t xml:space="preserve">  timestamp: new </w:t>
+      </w:r>
+      <w:proofErr w:type="gramStart"/>
+      <w:r>
+        <w:rPr>
+          <w:rFonts w:ascii="Times New Roman" w:hAnsi="Times New Roman" w:cs="Times New Roman"/>
+          <w:b/>
+          <w:bCs/>
+          <w:sz w:val="28"/>
+          <w:szCs w:val="28"/>
+        </w:rPr>
+        <w:t>Date(</w:t>
+      </w:r>
+      <w:proofErr w:type="gramEnd"/>
+      <w:r>
+        <w:rPr>
+          <w:rFonts w:ascii="Times New Roman" w:hAnsi="Times New Roman" w:cs="Times New Roman"/>
+          <w:b/>
+          <w:bCs/>
+          <w:sz w:val="28"/>
+          <w:szCs w:val="28"/>
+        </w:rPr>
+        <w:t>)</w:t>
       </w:r>
     </w:p>
     <w:p>
@@ -636,15 +788,61 @@
         </w:rPr>
         <w:t xml:space="preserve">4. </w:t>
       </w:r>
-      <w:r>
-        <w:rPr>
-          <w:rFonts w:ascii="Times New Roman" w:hAnsi="Times New Roman" w:cs="Times New Roman"/>
-          <w:b/>
-          <w:bCs/>
-          <w:sz w:val="28"/>
-          <w:szCs w:val="28"/>
-        </w:rPr>
-        <w:t>db.stories.drop()</w:t>
+      <w:proofErr w:type="spellStart"/>
+      <w:proofErr w:type="gramStart"/>
+      <w:r>
+        <w:rPr>
+          <w:rFonts w:ascii="Times New Roman" w:hAnsi="Times New Roman" w:cs="Times New Roman"/>
+          <w:b/>
+          <w:bCs/>
+          <w:sz w:val="28"/>
+          <w:szCs w:val="28"/>
+        </w:rPr>
+        <w:t>db.stories</w:t>
+      </w:r>
+      <w:proofErr w:type="gramEnd"/>
+      <w:r>
+        <w:rPr>
+          <w:rFonts w:ascii="Times New Roman" w:hAnsi="Times New Roman" w:cs="Times New Roman"/>
+          <w:b/>
+          <w:bCs/>
+          <w:sz w:val="28"/>
+          <w:szCs w:val="28"/>
+        </w:rPr>
+        <w:t>.</w:t>
+      </w:r>
+      <w:proofErr w:type="gramStart"/>
+      <w:r>
+        <w:rPr>
+          <w:rFonts w:ascii="Times New Roman" w:hAnsi="Times New Roman" w:cs="Times New Roman"/>
+          <w:b/>
+          <w:bCs/>
+          <w:sz w:val="28"/>
+          <w:szCs w:val="28"/>
+        </w:rPr>
+        <w:t>drop</w:t>
+      </w:r>
+      <w:proofErr w:type="spellEnd"/>
+      <w:r>
+        <w:rPr>
+          <w:rFonts w:ascii="Times New Roman" w:hAnsi="Times New Roman" w:cs="Times New Roman"/>
+          <w:b/>
+          <w:bCs/>
+          <w:sz w:val="28"/>
+          <w:szCs w:val="28"/>
+        </w:rPr>
+        <w:t>(</w:t>
+      </w:r>
+      <w:proofErr w:type="gramEnd"/>
+      <w:r>
+        <w:rPr>
+          <w:rFonts w:ascii="Times New Roman" w:hAnsi="Times New Roman" w:cs="Times New Roman"/>
+          <w:b/>
+          <w:bCs/>
+          <w:sz w:val="28"/>
+          <w:szCs w:val="28"/>
+        </w:rPr>
+        <w:t>)</w:t>
       </w:r>
     </w:p>
     <w:p>
@@ -670,9 +868,12 @@
           <w:sz w:val="28"/>
           <w:szCs w:val="28"/>
         </w:rPr>
-        <w:t>(</w:t>
-      </w:r>
-      <w:r>
+        <w:t>(Output: true)</w:t>
+      </w:r>
+    </w:p>
+    <w:p>
+      <w:pPr>
+        <w:ind w:left="360"/>
         <w:rPr>
           <w:rFonts w:ascii="Times New Roman" w:hAnsi="Times New Roman" w:cs="Times New Roman"/>
           <w:b/>
@@ -682,12 +883,8 @@
           <w:sz w:val="28"/>
           <w:szCs w:val="28"/>
         </w:rPr>
-        <w:t>Output: true)</w:t>
-      </w:r>
-    </w:p>
-    <w:p>
-      <w:pPr>
-        <w:ind w:left="360"/>
+      </w:pPr>
+      <w:r>
         <w:rPr>
           <w:rFonts w:ascii="Times New Roman" w:hAnsi="Times New Roman" w:cs="Times New Roman"/>
           <w:b/>
@@ -697,6 +894,87 @@
           <w:sz w:val="28"/>
           <w:szCs w:val="28"/>
         </w:rPr>
+        <w:t>5. show collections</w:t>
+      </w:r>
+    </w:p>
+    <w:p>
+      <w:pPr>
+        <w:ind w:left="360"/>
+        <w:rPr>
+          <w:rFonts w:ascii="Times New Roman" w:hAnsi="Times New Roman" w:cs="Times New Roman"/>
+          <w:b/>
+          <w:bCs/>
+          <w:sz w:val="28"/>
+          <w:szCs w:val="28"/>
+        </w:rPr>
+      </w:pPr>
+      <w:r>
+        <w:rPr>
+          <w:rFonts w:ascii="Times New Roman" w:hAnsi="Times New Roman" w:cs="Times New Roman"/>
+          <w:b/>
+          <w:bCs/>
+          <w:sz w:val="28"/>
+          <w:szCs w:val="28"/>
+        </w:rPr>
+        <w:t>(Output: posts)</w:t>
+      </w:r>
+    </w:p>
+    <w:p>
+      <w:pPr>
+        <w:ind w:left="360"/>
+        <w:rPr>
+          <w:rFonts w:ascii="Times New Roman" w:hAnsi="Times New Roman" w:cs="Times New Roman"/>
+          <w:b/>
+          <w:bCs/>
+          <w:sz w:val="28"/>
+          <w:szCs w:val="28"/>
+        </w:rPr>
+      </w:pPr>
+      <w:r>
+        <w:rPr>
+          <w:rFonts w:ascii="Times New Roman" w:hAnsi="Times New Roman" w:cs="Times New Roman"/>
+          <w:b/>
+          <w:bCs/>
+          <w:sz w:val="28"/>
+          <w:szCs w:val="28"/>
+        </w:rPr>
+        <w:t xml:space="preserve">6. </w:t>
+      </w:r>
+      <w:proofErr w:type="spellStart"/>
+      <w:proofErr w:type="gramStart"/>
+      <w:r>
+        <w:rPr>
+          <w:rFonts w:ascii="Times New Roman" w:hAnsi="Times New Roman" w:cs="Times New Roman"/>
+          <w:b/>
+          <w:bCs/>
+          <w:sz w:val="28"/>
+          <w:szCs w:val="28"/>
+        </w:rPr>
+        <w:t>db.dropDatabase</w:t>
+      </w:r>
+      <w:proofErr w:type="spellEnd"/>
+      <w:proofErr w:type="gramEnd"/>
+      <w:r>
+        <w:rPr>
+          <w:rFonts w:ascii="Times New Roman" w:hAnsi="Times New Roman" w:cs="Times New Roman"/>
+          <w:b/>
+          <w:bCs/>
+          <w:sz w:val="28"/>
+          <w:szCs w:val="28"/>
+        </w:rPr>
+        <w:t>()</w:t>
+      </w:r>
+    </w:p>
+    <w:p>
+      <w:pPr>
+        <w:ind w:left="360"/>
+        <w:rPr>
+          <w:rFonts w:ascii="Times New Roman" w:hAnsi="Times New Roman" w:cs="Times New Roman"/>
+          <w:b/>
+          <w:bCs/>
+          <w:sz w:val="28"/>
+          <w:szCs w:val="28"/>
+        </w:rPr>
       </w:pPr>
       <w:r>
         <w:rPr>
@@ -708,8 +986,9 @@
           <w:sz w:val="28"/>
           <w:szCs w:val="28"/>
         </w:rPr>
-        <w:t xml:space="preserve">5. </w:t>
-      </w:r>
+        <w:t xml:space="preserve">(Output: </w:t>
+      </w:r>
+      <w:proofErr w:type="gramStart"/>
       <w:r>
         <w:rPr>
           <w:rFonts w:ascii="Times New Roman" w:hAnsi="Times New Roman" w:cs="Times New Roman"/>
@@ -720,84 +999,9 @@
           <w:sz w:val="28"/>
           <w:szCs w:val="28"/>
         </w:rPr>
-        <w:t>show collections</w:t>
-      </w:r>
-    </w:p>
-    <w:p>
-      <w:pPr>
-        <w:ind w:left="360"/>
-        <w:rPr>
-          <w:rFonts w:ascii="Times New Roman" w:hAnsi="Times New Roman" w:cs="Times New Roman"/>
-          <w:b/>
-          <w:bCs/>
-          <w:sz w:val="28"/>
-          <w:szCs w:val="28"/>
-        </w:rPr>
-      </w:pPr>
-      <w:r>
-        <w:rPr>
-          <w:rFonts w:ascii="Times New Roman" w:hAnsi="Times New Roman" w:cs="Times New Roman"/>
-          <w:b/>
-          <w:bCs/>
-          <w:sz w:val="28"/>
-          <w:szCs w:val="28"/>
-        </w:rPr>
-        <w:t>(</w:t>
-      </w:r>
-      <w:r>
-        <w:rPr>
-          <w:rFonts w:ascii="Times New Roman" w:hAnsi="Times New Roman" w:cs="Times New Roman"/>
-          <w:b/>
-          <w:bCs/>
-          <w:sz w:val="28"/>
-          <w:szCs w:val="28"/>
-        </w:rPr>
-        <w:t>Output: posts)</w:t>
-      </w:r>
-    </w:p>
-    <w:p>
-      <w:pPr>
-        <w:ind w:left="360"/>
-        <w:rPr>
-          <w:rFonts w:ascii="Times New Roman" w:hAnsi="Times New Roman" w:cs="Times New Roman"/>
-          <w:b/>
-          <w:bCs/>
-          <w:sz w:val="28"/>
-          <w:szCs w:val="28"/>
-        </w:rPr>
-      </w:pPr>
-      <w:r>
-        <w:rPr>
-          <w:rFonts w:ascii="Times New Roman" w:hAnsi="Times New Roman" w:cs="Times New Roman"/>
-          <w:b/>
-          <w:bCs/>
-          <w:sz w:val="28"/>
-          <w:szCs w:val="28"/>
-        </w:rPr>
-        <w:t xml:space="preserve">6. </w:t>
-      </w:r>
-      <w:r>
-        <w:rPr>
-          <w:rFonts w:ascii="Times New Roman" w:hAnsi="Times New Roman" w:cs="Times New Roman"/>
-          <w:b/>
-          <w:bCs/>
-          <w:sz w:val="28"/>
-          <w:szCs w:val="28"/>
-        </w:rPr>
-        <w:t>db.dropDatabase()</w:t>
-      </w:r>
-    </w:p>
-    <w:p>
-      <w:pPr>
-        <w:ind w:left="360"/>
-        <w:rPr>
-          <w:rFonts w:ascii="Times New Roman" w:hAnsi="Times New Roman" w:cs="Times New Roman"/>
-          <w:b/>
-          <w:bCs/>
-          <w:sz w:val="28"/>
-          <w:szCs w:val="28"/>
-        </w:rPr>
-      </w:pPr>
+        <w:t xml:space="preserve">{ </w:t>
+      </w:r>
+      <w:proofErr w:type="spellStart"/>
       <w:r>
         <w:rPr>
           <w:rFonts w:ascii="Times New Roman" w:hAnsi="Times New Roman" w:cs="Times New Roman"/>
@@ -808,7 +1012,73 @@
           <w:sz w:val="28"/>
           <w:szCs w:val="28"/>
         </w:rPr>
-        <w:t>(Output: { dropDatabase: "insta_clone_db", ok: 1 })</w:t>
+        <w:t>dropDatabase</w:t>
+      </w:r>
+      <w:proofErr w:type="spellEnd"/>
+      <w:proofErr w:type="gramEnd"/>
+      <w:r>
+        <w:rPr>
+          <w:rFonts w:ascii="Times New Roman" w:hAnsi="Times New Roman" w:cs="Times New Roman"/>
+          <w:b/>
+          <w:bCs/>
+          <w:i/>
+          <w:iCs/>
+          <w:sz w:val="28"/>
+          <w:szCs w:val="28"/>
+        </w:rPr>
+        <w:t>: "</w:t>
+      </w:r>
+      <w:proofErr w:type="spellStart"/>
+      <w:r>
+        <w:rPr>
+          <w:rFonts w:ascii="Times New Roman" w:hAnsi="Times New Roman" w:cs="Times New Roman"/>
+          <w:b/>
+          <w:bCs/>
+          <w:i/>
+          <w:iCs/>
+          <w:sz w:val="28"/>
+          <w:szCs w:val="28"/>
+        </w:rPr>
+        <w:t>insta_clone_db</w:t>
+      </w:r>
+      <w:proofErr w:type="spellEnd"/>
+      <w:r>
+        <w:rPr>
+          <w:rFonts w:ascii="Times New Roman" w:hAnsi="Times New Roman" w:cs="Times New Roman"/>
+          <w:b/>
+          <w:bCs/>
+          <w:i/>
+          <w:iCs/>
+          <w:sz w:val="28"/>
+          <w:szCs w:val="28"/>
+        </w:rPr>
+        <w:t xml:space="preserve">", ok: </w:t>
+      </w:r>
+      <w:proofErr w:type="gramStart"/>
+      <w:r>
+        <w:rPr>
+          <w:rFonts w:ascii="Times New Roman" w:hAnsi="Times New Roman" w:cs="Times New Roman"/>
+          <w:b/>
+          <w:bCs/>
+          <w:i/>
+          <w:iCs/>
+          <w:sz w:val="28"/>
+          <w:szCs w:val="28"/>
+        </w:rPr>
+        <w:t>1 }</w:t>
+      </w:r>
+      <w:proofErr w:type="gramEnd"/>
+      <w:r>
+        <w:rPr>
+          <w:rFonts w:ascii="Times New Roman" w:hAnsi="Times New Roman" w:cs="Times New Roman"/>
+          <w:b/>
+          <w:bCs/>
+          <w:i/>
+          <w:iCs/>
+          <w:sz w:val="28"/>
+          <w:szCs w:val="28"/>
+        </w:rPr>
+        <w:t>)</w:t>
       </w:r>
     </w:p>
     <w:p>
@@ -827,6 +1097,9 @@
         </w:rPr>
       </w:pPr>
       <w:r>
+        <w:rPr>
+          <w:noProof/>
+        </w:rPr>
         <w:drawing>
           <wp:anchor distT="0" distB="0" distL="114300" distR="114300" simplePos="0" relativeHeight="251663360" behindDoc="0" locked="0" layoutInCell="1" allowOverlap="1" wp14:anchorId="3B5FFF0C" wp14:editId="726C40D9">
             <wp:simplePos x="0" y="0"/>
@@ -859,7 +1132,7 @@
                     <pic:cNvPicPr/>
                   </pic:nvPicPr>
                   <pic:blipFill>
-                    <a:blip r:embed="rId9">
+                    <a:blip r:embed="rId8">
                       <a:extLst>
                         <a:ext uri="{28A0092B-C50C-407E-A947-70E740481C1C}">
                           <a14:useLocalDpi xmlns:a14="http://schemas.microsoft.com/office/drawing/2010/main" val="0"/>
@@ -892,6 +1165,9 @@
         </w:drawing>
       </w:r>
       <w:r>
+        <w:rPr>
+          <w:noProof/>
+        </w:rPr>
         <w:drawing>
           <wp:anchor distT="0" distB="0" distL="114300" distR="114300" simplePos="0" relativeHeight="251662336" behindDoc="0" locked="0" layoutInCell="1" allowOverlap="1" wp14:anchorId="73372AF0" wp14:editId="236D1BFA">
             <wp:simplePos x="0" y="0"/>
@@ -924,7 +1200,7 @@
                     <pic:cNvPicPr/>
                   </pic:nvPicPr>
                   <pic:blipFill>
-                    <a:blip r:embed="rId10">
+                    <a:blip r:embed="rId9">
                       <a:extLst>
                         <a:ext uri="{28A0092B-C50C-407E-A947-70E740481C1C}">
                           <a14:useLocalDpi xmlns:a14="http://schemas.microsoft.com/office/drawing/2010/main" val="0"/>
@@ -964,119 +1240,209 @@
           <w:sz w:val="28"/>
           <w:szCs w:val="28"/>
         </w:rPr>
-        <w:t>show dbs</w:t>
-      </w:r>
-    </w:p>
-    <w:p>
-      <w:pPr>
-        <w:rPr>
-          <w:sz w:val="28"/>
-          <w:szCs w:val="28"/>
-        </w:rPr>
-      </w:pPr>
-    </w:p>
-    <w:p>
-      <w:pPr>
-        <w:rPr>
-          <w:sz w:val="28"/>
-          <w:szCs w:val="28"/>
-        </w:rPr>
-      </w:pPr>
-    </w:p>
-    <w:p>
-      <w:pPr>
-        <w:rPr>
-          <w:sz w:val="28"/>
-          <w:szCs w:val="28"/>
-        </w:rPr>
-      </w:pPr>
-    </w:p>
-    <w:p>
-      <w:pPr>
-        <w:rPr>
-          <w:sz w:val="28"/>
-          <w:szCs w:val="28"/>
-        </w:rPr>
-      </w:pPr>
-    </w:p>
-    <w:p>
-      <w:pPr>
-        <w:rPr>
-          <w:sz w:val="28"/>
-          <w:szCs w:val="28"/>
-        </w:rPr>
-      </w:pPr>
-    </w:p>
-    <w:p>
-      <w:pPr>
-        <w:rPr>
-          <w:sz w:val="28"/>
-          <w:szCs w:val="28"/>
-        </w:rPr>
-      </w:pPr>
-    </w:p>
-    <w:p>
-      <w:pPr>
-        <w:rPr>
-          <w:sz w:val="28"/>
-          <w:szCs w:val="28"/>
-        </w:rPr>
-      </w:pPr>
-    </w:p>
-    <w:p>
-      <w:pPr>
-        <w:rPr>
-          <w:rFonts w:ascii="Times New Roman" w:hAnsi="Times New Roman" w:cs="Times New Roman"/>
-          <w:b/>
-          <w:bCs/>
-          <w:sz w:val="28"/>
-          <w:szCs w:val="28"/>
-        </w:rPr>
-      </w:pPr>
-    </w:p>
-    <w:p>
-      <w:pPr>
-        <w:rPr>
-          <w:rFonts w:ascii="Times New Roman" w:hAnsi="Times New Roman" w:cs="Times New Roman"/>
-          <w:b/>
-          <w:bCs/>
-          <w:sz w:val="28"/>
-          <w:szCs w:val="28"/>
-        </w:rPr>
-      </w:pPr>
-    </w:p>
-    <w:p>
-      <w:pPr>
-        <w:rPr>
-          <w:rFonts w:ascii="Times New Roman" w:hAnsi="Times New Roman" w:cs="Times New Roman"/>
-          <w:b/>
-          <w:bCs/>
-          <w:sz w:val="28"/>
-          <w:szCs w:val="28"/>
-        </w:rPr>
-      </w:pPr>
-    </w:p>
-    <w:p>
-      <w:pPr>
-        <w:rPr>
-          <w:rFonts w:ascii="Times New Roman" w:hAnsi="Times New Roman" w:cs="Times New Roman"/>
-          <w:b/>
-          <w:bCs/>
-          <w:sz w:val="28"/>
-          <w:szCs w:val="28"/>
-        </w:rPr>
-      </w:pPr>
-    </w:p>
-    <w:p>
-      <w:pPr>
-        <w:rPr>
-          <w:rFonts w:ascii="Times New Roman" w:hAnsi="Times New Roman" w:cs="Times New Roman"/>
-          <w:b/>
-          <w:bCs/>
-          <w:sz w:val="28"/>
-          <w:szCs w:val="28"/>
-        </w:rPr>
-      </w:pPr>
+        <w:t xml:space="preserve">show </w:t>
+      </w:r>
+      <w:proofErr w:type="spellStart"/>
+      <w:r>
+        <w:rPr>
+          <w:rFonts w:ascii="Times New Roman" w:hAnsi="Times New Roman" w:cs="Times New Roman"/>
+          <w:b/>
+          <w:bCs/>
+          <w:sz w:val="28"/>
+          <w:szCs w:val="28"/>
+        </w:rPr>
+        <w:t>dbs</w:t>
+      </w:r>
+      <w:proofErr w:type="spellEnd"/>
+    </w:p>
+    <w:p>
+      <w:pPr>
+        <w:rPr>
+          <w:sz w:val="28"/>
+          <w:szCs w:val="28"/>
+        </w:rPr>
+      </w:pPr>
+    </w:p>
+    <w:p>
+      <w:pPr>
+        <w:rPr>
+          <w:sz w:val="28"/>
+          <w:szCs w:val="28"/>
+        </w:rPr>
+      </w:pPr>
+    </w:p>
+    <w:p>
+      <w:pPr>
+        <w:rPr>
+          <w:sz w:val="28"/>
+          <w:szCs w:val="28"/>
+        </w:rPr>
+      </w:pPr>
+    </w:p>
+    <w:p>
+      <w:pPr>
+        <w:rPr>
+          <w:sz w:val="28"/>
+          <w:szCs w:val="28"/>
+        </w:rPr>
+      </w:pPr>
+    </w:p>
+    <w:p>
+      <w:pPr>
+        <w:rPr>
+          <w:sz w:val="28"/>
+          <w:szCs w:val="28"/>
+        </w:rPr>
+      </w:pPr>
+    </w:p>
+    <w:p>
+      <w:pPr>
+        <w:rPr>
+          <w:sz w:val="28"/>
+          <w:szCs w:val="28"/>
+        </w:rPr>
+      </w:pPr>
+    </w:p>
+    <w:p>
+      <w:pPr>
+        <w:rPr>
+          <w:sz w:val="28"/>
+          <w:szCs w:val="28"/>
+        </w:rPr>
+      </w:pPr>
+    </w:p>
+    <w:p>
+      <w:pPr>
+        <w:rPr>
+          <w:rFonts w:ascii="Times New Roman" w:hAnsi="Times New Roman" w:cs="Times New Roman"/>
+          <w:b/>
+          <w:bCs/>
+          <w:sz w:val="28"/>
+          <w:szCs w:val="28"/>
+        </w:rPr>
+      </w:pPr>
+    </w:p>
+    <w:p>
+      <w:pPr>
+        <w:rPr>
+          <w:rFonts w:ascii="Times New Roman" w:hAnsi="Times New Roman" w:cs="Times New Roman"/>
+          <w:b/>
+          <w:bCs/>
+          <w:sz w:val="28"/>
+          <w:szCs w:val="28"/>
+        </w:rPr>
+      </w:pPr>
+    </w:p>
+    <w:p>
+      <w:pPr>
+        <w:rPr>
+          <w:rFonts w:ascii="Times New Roman" w:hAnsi="Times New Roman" w:cs="Times New Roman"/>
+          <w:b/>
+          <w:bCs/>
+          <w:sz w:val="28"/>
+          <w:szCs w:val="28"/>
+        </w:rPr>
+      </w:pPr>
+    </w:p>
+    <w:p>
+      <w:pPr>
+        <w:rPr>
+          <w:rFonts w:ascii="Times New Roman" w:hAnsi="Times New Roman" w:cs="Times New Roman"/>
+          <w:b/>
+          <w:bCs/>
+          <w:sz w:val="28"/>
+          <w:szCs w:val="28"/>
+        </w:rPr>
+      </w:pPr>
+    </w:p>
+    <w:p>
+      <w:pPr>
+        <w:rPr>
+          <w:rFonts w:ascii="Times New Roman" w:hAnsi="Times New Roman" w:cs="Times New Roman"/>
+          <w:b/>
+          <w:bCs/>
+          <w:sz w:val="28"/>
+          <w:szCs w:val="28"/>
+        </w:rPr>
+      </w:pPr>
+    </w:p>
+    <w:p>
+      <w:pPr>
+        <w:rPr>
+          <w:rFonts w:ascii="Times New Roman" w:hAnsi="Times New Roman" w:cs="Times New Roman"/>
+          <w:b/>
+          <w:bCs/>
+          <w:sz w:val="28"/>
+          <w:szCs w:val="28"/>
+        </w:rPr>
+      </w:pPr>
+    </w:p>
+    <w:p>
+      <w:pPr>
+        <w:rPr>
+          <w:rFonts w:ascii="Times New Roman" w:hAnsi="Times New Roman" w:cs="Times New Roman"/>
+          <w:b/>
+          <w:bCs/>
+          <w:sz w:val="28"/>
+          <w:szCs w:val="28"/>
+        </w:rPr>
+      </w:pPr>
+    </w:p>
+    <w:p>
+      <w:pPr>
+        <w:rPr>
+          <w:rFonts w:ascii="Times New Roman" w:hAnsi="Times New Roman" w:cs="Times New Roman"/>
+          <w:b/>
+          <w:bCs/>
+          <w:sz w:val="28"/>
+          <w:szCs w:val="28"/>
+        </w:rPr>
+      </w:pPr>
+    </w:p>
+    <w:p>
+      <w:pPr>
+        <w:rPr>
+          <w:rFonts w:ascii="Times New Roman" w:hAnsi="Times New Roman" w:cs="Times New Roman"/>
+          <w:b/>
+          <w:bCs/>
+          <w:sz w:val="28"/>
+          <w:szCs w:val="28"/>
+        </w:rPr>
+      </w:pPr>
+    </w:p>
+    <w:p>
+      <w:pPr>
+        <w:rPr>
+          <w:rFonts w:ascii="Times New Roman" w:hAnsi="Times New Roman" w:cs="Times New Roman"/>
+          <w:b/>
+          <w:bCs/>
+          <w:sz w:val="28"/>
+          <w:szCs w:val="28"/>
+        </w:rPr>
+      </w:pPr>
+    </w:p>
+    <w:p>
+      <w:pPr>
+        <w:rPr>
+          <w:rFonts w:ascii="Times New Roman" w:hAnsi="Times New Roman" w:cs="Times New Roman"/>
+          <w:b/>
+          <w:bCs/>
+          <w:sz w:val="28"/>
+          <w:szCs w:val="28"/>
+        </w:rPr>
+      </w:pPr>
+    </w:p>
+    <w:p>
+      <w:pPr>
+        <w:rPr>
+          <w:rFonts w:ascii="Times New Roman" w:hAnsi="Times New Roman" w:cs="Times New Roman"/>
+          <w:b/>
+          <w:bCs/>
+          <w:sz w:val="28"/>
+          <w:szCs w:val="28"/>
+        </w:rPr>
+      </w:pPr>
+      <w:proofErr w:type="gramStart"/>
       <w:r>
         <w:rPr>
           <w:rFonts w:ascii="Times New Roman" w:hAnsi="Times New Roman" w:cs="Times New Roman"/>
@@ -1097,6 +1463,7 @@
         </w:rPr>
         <w:t>ESSION:-</w:t>
       </w:r>
+      <w:proofErr w:type="gramEnd"/>
       <w:r>
         <w:rPr>
           <w:rFonts w:ascii="Times New Roman" w:hAnsi="Times New Roman" w:cs="Times New Roman"/>
@@ -1117,6 +1484,7 @@
       </w:pPr>
       <w:r>
         <w:rPr>
+          <w:noProof/>
           <w:sz w:val="28"/>
           <w:szCs w:val="28"/>
         </w:rPr>
@@ -1152,7 +1520,7 @@
                     <pic:cNvPicPr/>
                   </pic:nvPicPr>
                   <pic:blipFill>
-                    <a:blip r:embed="rId11">
+                    <a:blip r:embed="rId10">
                       <a:extLst>
                         <a:ext uri="{28A0092B-C50C-407E-A947-70E740481C1C}">
                           <a14:useLocalDpi xmlns:a14="http://schemas.microsoft.com/office/drawing/2010/main" val="0"/>
@@ -1186,6 +1554,7 @@
       </w:r>
       <w:r>
         <w:rPr>
+          <w:noProof/>
           <w:sz w:val="28"/>
           <w:szCs w:val="28"/>
         </w:rPr>
@@ -1221,7 +1590,7 @@
                     <pic:cNvPicPr/>
                   </pic:nvPicPr>
                   <pic:blipFill>
-                    <a:blip r:embed="rId12">
+                    <a:blip r:embed="rId11">
                       <a:extLst>
                         <a:ext uri="{28A0092B-C50C-407E-A947-70E740481C1C}">
                           <a14:useLocalDpi xmlns:a14="http://schemas.microsoft.com/office/drawing/2010/main" val="0"/>
@@ -1296,6 +1665,7 @@
       </w:pPr>
       <w:r>
         <w:rPr>
+          <w:noProof/>
           <w:sz w:val="28"/>
           <w:szCs w:val="28"/>
         </w:rPr>
@@ -1315,7 +1685,7 @@
                     <pic:cNvPicPr/>
                   </pic:nvPicPr>
                   <pic:blipFill>
-                    <a:blip r:embed="rId13"/>
+                    <a:blip r:embed="rId12"/>
                     <a:stretch>
                       <a:fillRect/>
                     </a:stretch>
@@ -1464,6 +1834,7 @@
           <w:rFonts w:ascii="Times New Roman" w:hAnsi="Times New Roman" w:cs="Times New Roman"/>
           <w:b/>
           <w:bCs/>
+          <w:noProof/>
           <w:sz w:val="28"/>
           <w:szCs w:val="28"/>
         </w:rPr>
@@ -1499,7 +1870,7 @@
                     <pic:cNvPicPr/>
                   </pic:nvPicPr>
                   <pic:blipFill>
-                    <a:blip r:embed="rId14">
+                    <a:blip r:embed="rId13">
                       <a:extLst>
                         <a:ext uri="{28A0092B-C50C-407E-A947-70E740481C1C}">
                           <a14:useLocalDpi xmlns:a14="http://schemas.microsoft.com/office/drawing/2010/main" val="0"/>
@@ -1531,32 +1902,45 @@
           </wp:anchor>
         </w:drawing>
       </w:r>
-      <w:r>
-        <w:rPr>
-          <w:rFonts w:ascii="Times New Roman" w:hAnsi="Times New Roman" w:cs="Times New Roman"/>
-          <w:b/>
-          <w:bCs/>
-          <w:sz w:val="28"/>
-          <w:szCs w:val="28"/>
-        </w:rPr>
-        <w:t xml:space="preserve">SESSION:-4 </w:t>
-      </w:r>
-    </w:p>
-    <w:p>
-      <w:pPr>
-        <w:rPr>
-          <w:rFonts w:ascii="Times New Roman" w:hAnsi="Times New Roman" w:cs="Times New Roman"/>
-          <w:b/>
-          <w:bCs/>
-          <w:sz w:val="28"/>
-          <w:szCs w:val="28"/>
-        </w:rPr>
-      </w:pPr>
-      <w:r>
-        <w:rPr>
-          <w:rFonts w:ascii="Times New Roman" w:hAnsi="Times New Roman" w:cs="Times New Roman"/>
-          <w:b/>
-          <w:bCs/>
+      <w:proofErr w:type="gramStart"/>
+      <w:r>
+        <w:rPr>
+          <w:rFonts w:ascii="Times New Roman" w:hAnsi="Times New Roman" w:cs="Times New Roman"/>
+          <w:b/>
+          <w:bCs/>
+          <w:sz w:val="28"/>
+          <w:szCs w:val="28"/>
+        </w:rPr>
+        <w:t>SESSION:-</w:t>
+      </w:r>
+      <w:proofErr w:type="gramEnd"/>
+      <w:r>
+        <w:rPr>
+          <w:rFonts w:ascii="Times New Roman" w:hAnsi="Times New Roman" w:cs="Times New Roman"/>
+          <w:b/>
+          <w:bCs/>
+          <w:sz w:val="28"/>
+          <w:szCs w:val="28"/>
+        </w:rPr>
+        <w:t xml:space="preserve">4 </w:t>
+      </w:r>
+    </w:p>
+    <w:p>
+      <w:pPr>
+        <w:rPr>
+          <w:rFonts w:ascii="Times New Roman" w:hAnsi="Times New Roman" w:cs="Times New Roman"/>
+          <w:b/>
+          <w:bCs/>
+          <w:sz w:val="28"/>
+          <w:szCs w:val="28"/>
+        </w:rPr>
+      </w:pPr>
+      <w:r>
+        <w:rPr>
+          <w:rFonts w:ascii="Times New Roman" w:hAnsi="Times New Roman" w:cs="Times New Roman"/>
+          <w:b/>
+          <w:bCs/>
+          <w:noProof/>
           <w:sz w:val="28"/>
           <w:szCs w:val="28"/>
         </w:rPr>
@@ -1592,7 +1976,7 @@
                     <pic:cNvPicPr/>
                   </pic:nvPicPr>
                   <pic:blipFill>
-                    <a:blip r:embed="rId15">
+                    <a:blip r:embed="rId14">
                       <a:extLst>
                         <a:ext uri="{28A0092B-C50C-407E-A947-70E740481C1C}">
                           <a14:useLocalDpi xmlns:a14="http://schemas.microsoft.com/office/drawing/2010/main" val="0"/>
@@ -1640,6 +2024,7 @@
           <w:rFonts w:ascii="Times New Roman" w:hAnsi="Times New Roman" w:cs="Times New Roman"/>
           <w:b/>
           <w:bCs/>
+          <w:noProof/>
           <w:sz w:val="28"/>
           <w:szCs w:val="28"/>
         </w:rPr>
@@ -1675,7 +2060,7 @@
                     <pic:cNvPicPr/>
                   </pic:nvPicPr>
                   <pic:blipFill>
-                    <a:blip r:embed="rId16">
+                    <a:blip r:embed="rId15">
                       <a:extLst>
                         <a:ext uri="{28A0092B-C50C-407E-A947-70E740481C1C}">
                           <a14:useLocalDpi xmlns:a14="http://schemas.microsoft.com/office/drawing/2010/main" val="0"/>
@@ -1712,6 +2097,7 @@
           <w:rFonts w:ascii="Times New Roman" w:hAnsi="Times New Roman" w:cs="Times New Roman"/>
           <w:b/>
           <w:bCs/>
+          <w:noProof/>
           <w:sz w:val="28"/>
           <w:szCs w:val="28"/>
         </w:rPr>
@@ -1747,7 +2133,7 @@
                     <pic:cNvPicPr/>
                   </pic:nvPicPr>
                   <pic:blipFill>
-                    <a:blip r:embed="rId17">
+                    <a:blip r:embed="rId16">
                       <a:extLst>
                         <a:ext uri="{28A0092B-C50C-407E-A947-70E740481C1C}">
                           <a14:useLocalDpi xmlns:a14="http://schemas.microsoft.com/office/drawing/2010/main" val="0"/>
@@ -1993,27 +2379,7 @@
           <w:sz w:val="30"/>
           <w:szCs w:val="30"/>
         </w:rPr>
-        <w:t>Trending playlists (followers &gt;</w:t>
-      </w:r>
-      <w:r>
-        <w:rPr>
-          <w:rFonts w:ascii="Times New Roman" w:hAnsi="Times New Roman" w:cs="Times New Roman"/>
-          <w:b/>
-          <w:bCs/>
-          <w:sz w:val="30"/>
-          <w:szCs w:val="30"/>
-        </w:rPr>
-        <w:t xml:space="preserve"> </w:t>
-      </w:r>
-      <w:r>
-        <w:rPr>
-          <w:rFonts w:ascii="Times New Roman" w:hAnsi="Times New Roman" w:cs="Times New Roman"/>
-          <w:b/>
-          <w:bCs/>
-          <w:sz w:val="30"/>
-          <w:szCs w:val="30"/>
-        </w:rPr>
-        <w:t>5000 AND likes ≥ 1000)</w:t>
+        <w:t>Trending playlists (followers &gt; 5000 AND likes ≥ 1000)</w:t>
       </w:r>
     </w:p>
     <w:p>
@@ -2052,6 +2418,7 @@
           <w:u w:val="single"/>
         </w:rPr>
       </w:pPr>
+      <w:proofErr w:type="gramStart"/>
       <w:r>
         <w:rPr>
           <w:rFonts w:ascii="Times New Roman" w:hAnsi="Times New Roman" w:cs="Times New Roman"/>
@@ -2061,7 +2428,19 @@
           <w:szCs w:val="30"/>
           <w:u w:val="single"/>
         </w:rPr>
-        <w:t>SESSION:-5</w:t>
+        <w:t>SESSION:-</w:t>
+      </w:r>
+      <w:proofErr w:type="gramEnd"/>
+      <w:r>
+        <w:rPr>
+          <w:rFonts w:ascii="Times New Roman" w:hAnsi="Times New Roman" w:cs="Times New Roman"/>
+          <w:b/>
+          <w:bCs/>
+          <w:sz w:val="30"/>
+          <w:szCs w:val="30"/>
+          <w:u w:val="single"/>
+        </w:rPr>
+        <w:t>5</w:t>
       </w:r>
     </w:p>
     <w:p>
@@ -2082,6 +2461,7 @@
           <w:rFonts w:ascii="Times New Roman" w:hAnsi="Times New Roman" w:cs="Times New Roman"/>
           <w:b/>
           <w:bCs/>
+          <w:noProof/>
           <w:sz w:val="30"/>
           <w:szCs w:val="30"/>
           <w:u w:val="single"/>
@@ -2118,7 +2498,7 @@
                     <pic:cNvPicPr/>
                   </pic:nvPicPr>
                   <pic:blipFill>
-                    <a:blip r:embed="rId18">
+                    <a:blip r:embed="rId17">
                       <a:extLst>
                         <a:ext uri="{28A0092B-C50C-407E-A947-70E740481C1C}">
                           <a14:useLocalDpi xmlns:a14="http://schemas.microsoft.com/office/drawing/2010/main" val="0"/>
@@ -2169,6 +2549,7 @@
           <w:rFonts w:ascii="Times New Roman" w:hAnsi="Times New Roman" w:cs="Times New Roman"/>
           <w:b/>
           <w:bCs/>
+          <w:noProof/>
           <w:sz w:val="30"/>
           <w:szCs w:val="30"/>
           <w:u w:val="single"/>
@@ -2189,7 +2570,7 @@
                     <pic:cNvPicPr/>
                   </pic:nvPicPr>
                   <pic:blipFill>
-                    <a:blip r:embed="rId19"/>
+                    <a:blip r:embed="rId18"/>
                     <a:stretch>
                       <a:fillRect/>
                     </a:stretch>
@@ -2416,7 +2797,29 @@
           <w:sz w:val="30"/>
           <w:szCs w:val="30"/>
         </w:rPr>
-        <w:t>$unset — remove expired 'temporaryOffer' field</w:t>
+        <w:t>$unset — remove expired '</w:t>
+      </w:r>
+      <w:proofErr w:type="spellStart"/>
+      <w:r>
+        <w:rPr>
+          <w:rFonts w:ascii="Times New Roman" w:hAnsi="Times New Roman" w:cs="Times New Roman"/>
+          <w:b/>
+          <w:bCs/>
+          <w:sz w:val="30"/>
+          <w:szCs w:val="30"/>
+        </w:rPr>
+        <w:t>temporaryOffer</w:t>
+      </w:r>
+      <w:proofErr w:type="spellEnd"/>
+      <w:r>
+        <w:rPr>
+          <w:rFonts w:ascii="Times New Roman" w:hAnsi="Times New Roman" w:cs="Times New Roman"/>
+          <w:b/>
+          <w:bCs/>
+          <w:sz w:val="30"/>
+          <w:szCs w:val="30"/>
+        </w:rPr>
+        <w:t>' field</w:t>
       </w:r>
     </w:p>
     <w:p>
@@ -2470,7 +2873,29 @@
           <w:sz w:val="30"/>
           <w:szCs w:val="30"/>
         </w:rPr>
-        <w:t>$addToSet — add 'trending' tag without duplicates</w:t>
+        <w:t>$</w:t>
+      </w:r>
+      <w:proofErr w:type="spellStart"/>
+      <w:r>
+        <w:rPr>
+          <w:rFonts w:ascii="Times New Roman" w:hAnsi="Times New Roman" w:cs="Times New Roman"/>
+          <w:b/>
+          <w:bCs/>
+          <w:sz w:val="30"/>
+          <w:szCs w:val="30"/>
+        </w:rPr>
+        <w:t>addToSet</w:t>
+      </w:r>
+      <w:proofErr w:type="spellEnd"/>
+      <w:r>
+        <w:rPr>
+          <w:rFonts w:ascii="Times New Roman" w:hAnsi="Times New Roman" w:cs="Times New Roman"/>
+          <w:b/>
+          <w:bCs/>
+          <w:sz w:val="30"/>
+          <w:szCs w:val="30"/>
+        </w:rPr>
+        <w:t xml:space="preserve"> — add 'trending' tag without duplicates</w:t>
       </w:r>
     </w:p>
     <w:p>
@@ -2497,37 +2922,60 @@
           <w:sz w:val="30"/>
           <w:szCs w:val="30"/>
         </w:rPr>
-        <w:t>$inc — decrease stock, never below zero</w:t>
-      </w:r>
-    </w:p>
-    <w:p>
-      <w:pPr>
-        <w:jc w:val="both"/>
-        <w:rPr>
-          <w:rFonts w:ascii="Times New Roman" w:hAnsi="Times New Roman" w:cs="Times New Roman"/>
-          <w:b/>
-          <w:bCs/>
-          <w:sz w:val="30"/>
-          <w:szCs w:val="30"/>
-        </w:rPr>
-      </w:pPr>
-    </w:p>
-    <w:p>
-      <w:pPr>
-        <w:jc w:val="both"/>
-        <w:rPr>
-          <w:rFonts w:ascii="Times New Roman" w:hAnsi="Times New Roman" w:cs="Times New Roman"/>
-          <w:b/>
-          <w:bCs/>
-          <w:sz w:val="30"/>
-          <w:szCs w:val="30"/>
-        </w:rPr>
-      </w:pPr>
-      <w:r>
-        <w:rPr>
-          <w:rFonts w:ascii="Times New Roman" w:hAnsi="Times New Roman" w:cs="Times New Roman"/>
-          <w:b/>
-          <w:bCs/>
+        <w:t>$</w:t>
+      </w:r>
+      <w:proofErr w:type="spellStart"/>
+      <w:r>
+        <w:rPr>
+          <w:rFonts w:ascii="Times New Roman" w:hAnsi="Times New Roman" w:cs="Times New Roman"/>
+          <w:b/>
+          <w:bCs/>
+          <w:sz w:val="30"/>
+          <w:szCs w:val="30"/>
+        </w:rPr>
+        <w:t>inc</w:t>
+      </w:r>
+      <w:proofErr w:type="spellEnd"/>
+      <w:r>
+        <w:rPr>
+          <w:rFonts w:ascii="Times New Roman" w:hAnsi="Times New Roman" w:cs="Times New Roman"/>
+          <w:b/>
+          <w:bCs/>
+          <w:sz w:val="30"/>
+          <w:szCs w:val="30"/>
+        </w:rPr>
+        <w:t xml:space="preserve"> — decrease stock, never below zero</w:t>
+      </w:r>
+    </w:p>
+    <w:p>
+      <w:pPr>
+        <w:jc w:val="both"/>
+        <w:rPr>
+          <w:rFonts w:ascii="Times New Roman" w:hAnsi="Times New Roman" w:cs="Times New Roman"/>
+          <w:b/>
+          <w:bCs/>
+          <w:sz w:val="30"/>
+          <w:szCs w:val="30"/>
+        </w:rPr>
+      </w:pPr>
+    </w:p>
+    <w:p>
+      <w:pPr>
+        <w:jc w:val="both"/>
+        <w:rPr>
+          <w:rFonts w:ascii="Times New Roman" w:hAnsi="Times New Roman" w:cs="Times New Roman"/>
+          <w:b/>
+          <w:bCs/>
+          <w:sz w:val="30"/>
+          <w:szCs w:val="30"/>
+        </w:rPr>
+      </w:pPr>
+      <w:r>
+        <w:rPr>
+          <w:rFonts w:ascii="Times New Roman" w:hAnsi="Times New Roman" w:cs="Times New Roman"/>
+          <w:b/>
+          <w:bCs/>
+          <w:noProof/>
           <w:sz w:val="30"/>
           <w:szCs w:val="30"/>
         </w:rPr>
@@ -2563,7 +3011,7 @@
                     <pic:cNvPicPr/>
                   </pic:nvPicPr>
                   <pic:blipFill>
-                    <a:blip r:embed="rId20">
+                    <a:blip r:embed="rId19">
                       <a:extLst>
                         <a:ext uri="{28A0092B-C50C-407E-A947-70E740481C1C}">
                           <a14:useLocalDpi xmlns:a14="http://schemas.microsoft.com/office/drawing/2010/main" val="0"/>
@@ -2600,6 +3048,7 @@
           <w:rFonts w:ascii="Times New Roman" w:hAnsi="Times New Roman" w:cs="Times New Roman"/>
           <w:b/>
           <w:bCs/>
+          <w:noProof/>
           <w:sz w:val="30"/>
           <w:szCs w:val="30"/>
         </w:rPr>
@@ -2635,7 +3084,7 @@
                     <pic:cNvPicPr/>
                   </pic:nvPicPr>
                   <pic:blipFill>
-                    <a:blip r:embed="rId21">
+                    <a:blip r:embed="rId20">
                       <a:extLst>
                         <a:ext uri="{28A0092B-C50C-407E-A947-70E740481C1C}">
                           <a14:useLocalDpi xmlns:a14="http://schemas.microsoft.com/office/drawing/2010/main" val="0"/>
@@ -2667,21 +3116,34 @@
           </wp:anchor>
         </w:drawing>
       </w:r>
-      <w:r>
-        <w:rPr>
-          <w:rFonts w:ascii="Times New Roman" w:hAnsi="Times New Roman" w:cs="Times New Roman"/>
-          <w:b/>
-          <w:bCs/>
-          <w:sz w:val="30"/>
-          <w:szCs w:val="30"/>
-        </w:rPr>
-        <w:t>SESSION:-6</w:t>
-      </w:r>
-      <w:r>
-        <w:rPr>
-          <w:rFonts w:ascii="Times New Roman" w:hAnsi="Times New Roman" w:cs="Times New Roman"/>
-          <w:b/>
-          <w:bCs/>
+      <w:proofErr w:type="gramStart"/>
+      <w:r>
+        <w:rPr>
+          <w:rFonts w:ascii="Times New Roman" w:hAnsi="Times New Roman" w:cs="Times New Roman"/>
+          <w:b/>
+          <w:bCs/>
+          <w:sz w:val="30"/>
+          <w:szCs w:val="30"/>
+        </w:rPr>
+        <w:t>SESSION:-</w:t>
+      </w:r>
+      <w:proofErr w:type="gramEnd"/>
+      <w:r>
+        <w:rPr>
+          <w:rFonts w:ascii="Times New Roman" w:hAnsi="Times New Roman" w:cs="Times New Roman"/>
+          <w:b/>
+          <w:bCs/>
+          <w:sz w:val="30"/>
+          <w:szCs w:val="30"/>
+        </w:rPr>
+        <w:t>6</w:t>
+      </w:r>
+      <w:r>
+        <w:rPr>
+          <w:rFonts w:ascii="Times New Roman" w:hAnsi="Times New Roman" w:cs="Times New Roman"/>
+          <w:b/>
+          <w:bCs/>
+          <w:noProof/>
           <w:sz w:val="30"/>
           <w:szCs w:val="30"/>
         </w:rPr>
@@ -2701,7 +3163,7 @@
                     <pic:cNvPicPr/>
                   </pic:nvPicPr>
                   <pic:blipFill>
-                    <a:blip r:embed="rId22"/>
+                    <a:blip r:embed="rId21"/>
                     <a:stretch>
                       <a:fillRect/>
                     </a:stretch>
@@ -3017,6 +3479,7 @@
           <w:rFonts w:ascii="Times New Roman" w:hAnsi="Times New Roman" w:cs="Times New Roman"/>
           <w:b/>
           <w:bCs/>
+          <w:noProof/>
           <w:sz w:val="30"/>
           <w:szCs w:val="30"/>
         </w:rPr>
@@ -3052,7 +3515,7 @@
                     <pic:cNvPicPr/>
                   </pic:nvPicPr>
                   <pic:blipFill>
-                    <a:blip r:embed="rId23">
+                    <a:blip r:embed="rId22">
                       <a:extLst>
                         <a:ext uri="{28A0092B-C50C-407E-A947-70E740481C1C}">
                           <a14:useLocalDpi xmlns:a14="http://schemas.microsoft.com/office/drawing/2010/main" val="0"/>
@@ -3089,6 +3552,7 @@
           <w:rFonts w:ascii="Times New Roman" w:hAnsi="Times New Roman" w:cs="Times New Roman"/>
           <w:b/>
           <w:bCs/>
+          <w:noProof/>
           <w:sz w:val="30"/>
           <w:szCs w:val="30"/>
         </w:rPr>
@@ -3124,7 +3588,7 @@
                     <pic:cNvPicPr/>
                   </pic:nvPicPr>
                   <pic:blipFill>
-                    <a:blip r:embed="rId24">
+                    <a:blip r:embed="rId23">
                       <a:extLst>
                         <a:ext uri="{28A0092B-C50C-407E-A947-70E740481C1C}">
                           <a14:useLocalDpi xmlns:a14="http://schemas.microsoft.com/office/drawing/2010/main" val="0"/>
@@ -3156,6 +3620,7 @@
           </wp:anchor>
         </w:drawing>
       </w:r>
+      <w:proofErr w:type="gramStart"/>
       <w:r>
         <w:rPr>
           <w:rFonts w:ascii="Times New Roman" w:hAnsi="Times New Roman" w:cs="Times New Roman"/>
@@ -3174,13 +3639,25 @@
           <w:sz w:val="30"/>
           <w:szCs w:val="30"/>
         </w:rPr>
-        <w:t>ESSION:-7</w:t>
-      </w:r>
-      <w:r>
-        <w:rPr>
-          <w:rFonts w:ascii="Times New Roman" w:hAnsi="Times New Roman" w:cs="Times New Roman"/>
-          <w:b/>
-          <w:bCs/>
+        <w:t>ESSION:-</w:t>
+      </w:r>
+      <w:proofErr w:type="gramEnd"/>
+      <w:r>
+        <w:rPr>
+          <w:rFonts w:ascii="Times New Roman" w:hAnsi="Times New Roman" w:cs="Times New Roman"/>
+          <w:b/>
+          <w:bCs/>
+          <w:sz w:val="30"/>
+          <w:szCs w:val="30"/>
+        </w:rPr>
+        <w:t>7</w:t>
+      </w:r>
+      <w:r>
+        <w:rPr>
+          <w:rFonts w:ascii="Times New Roman" w:hAnsi="Times New Roman" w:cs="Times New Roman"/>
+          <w:b/>
+          <w:bCs/>
+          <w:noProof/>
           <w:sz w:val="30"/>
           <w:szCs w:val="30"/>
         </w:rPr>
@@ -3200,7 +3677,7 @@
                     <pic:cNvPicPr/>
                   </pic:nvPicPr>
                   <pic:blipFill>
-                    <a:blip r:embed="rId25"/>
+                    <a:blip r:embed="rId24"/>
                     <a:stretch>
                       <a:fillRect/>
                     </a:stretch>
@@ -3225,6 +3702,7 @@
           <w:rFonts w:ascii="Times New Roman" w:hAnsi="Times New Roman" w:cs="Times New Roman"/>
           <w:b/>
           <w:bCs/>
+          <w:noProof/>
           <w:sz w:val="30"/>
           <w:szCs w:val="30"/>
         </w:rPr>
@@ -3244,7 +3722,7 @@
                     <pic:cNvPicPr/>
                   </pic:nvPicPr>
                   <pic:blipFill>
-                    <a:blip r:embed="rId26"/>
+                    <a:blip r:embed="rId25"/>
                     <a:stretch>
                       <a:fillRect/>
                     </a:stretch>
@@ -3269,6 +3747,7 @@
           <w:rFonts w:ascii="Times New Roman" w:hAnsi="Times New Roman" w:cs="Times New Roman"/>
           <w:b/>
           <w:bCs/>
+          <w:noProof/>
           <w:sz w:val="30"/>
           <w:szCs w:val="30"/>
         </w:rPr>
@@ -3288,7 +3767,7 @@
                     <pic:cNvPicPr/>
                   </pic:nvPicPr>
                   <pic:blipFill>
-                    <a:blip r:embed="rId27"/>
+                    <a:blip r:embed="rId26"/>
                     <a:stretch>
                       <a:fillRect/>
                     </a:stretch>
@@ -3313,6 +3792,7 @@
           <w:rFonts w:ascii="Times New Roman" w:hAnsi="Times New Roman" w:cs="Times New Roman"/>
           <w:b/>
           <w:bCs/>
+          <w:noProof/>
           <w:sz w:val="30"/>
           <w:szCs w:val="30"/>
         </w:rPr>
@@ -3332,7 +3812,7 @@
                     <pic:cNvPicPr/>
                   </pic:nvPicPr>
                   <pic:blipFill>
-                    <a:blip r:embed="rId28"/>
+                    <a:blip r:embed="rId27"/>
                     <a:stretch>
                       <a:fillRect/>
                     </a:stretch>
@@ -3357,6 +3837,7 @@
           <w:rFonts w:ascii="Times New Roman" w:hAnsi="Times New Roman" w:cs="Times New Roman"/>
           <w:b/>
           <w:bCs/>
+          <w:noProof/>
           <w:sz w:val="30"/>
           <w:szCs w:val="30"/>
         </w:rPr>
@@ -3376,7 +3857,7 @@
                     <pic:cNvPicPr/>
                   </pic:nvPicPr>
                   <pic:blipFill>
-                    <a:blip r:embed="rId29"/>
+                    <a:blip r:embed="rId28"/>
                     <a:stretch>
                       <a:fillRect/>
                     </a:stretch>
@@ -3401,6 +3882,7 @@
           <w:rFonts w:ascii="Times New Roman" w:hAnsi="Times New Roman" w:cs="Times New Roman"/>
           <w:b/>
           <w:bCs/>
+          <w:noProof/>
           <w:sz w:val="30"/>
           <w:szCs w:val="30"/>
         </w:rPr>
@@ -3420,7 +3902,7 @@
                     <pic:cNvPicPr/>
                   </pic:nvPicPr>
                   <pic:blipFill>
-                    <a:blip r:embed="rId30"/>
+                    <a:blip r:embed="rId29"/>
                     <a:stretch>
                       <a:fillRect/>
                     </a:stretch>
@@ -3529,6 +4011,7 @@
           <w:rFonts w:ascii="Times New Roman" w:hAnsi="Times New Roman" w:cs="Times New Roman"/>
           <w:b/>
           <w:bCs/>
+          <w:noProof/>
           <w:sz w:val="30"/>
           <w:szCs w:val="30"/>
         </w:rPr>
@@ -3564,7 +4047,7 @@
                     <pic:cNvPicPr/>
                   </pic:nvPicPr>
                   <pic:blipFill>
-                    <a:blip r:embed="rId31">
+                    <a:blip r:embed="rId30">
                       <a:extLst>
                         <a:ext uri="{28A0092B-C50C-407E-A947-70E740481C1C}">
                           <a14:useLocalDpi xmlns:a14="http://schemas.microsoft.com/office/drawing/2010/main" val="0"/>
@@ -4731,6 +5214,7 @@
           <w:rFonts w:ascii="Times New Roman" w:hAnsi="Times New Roman" w:cs="Times New Roman"/>
           <w:b/>
           <w:bCs/>
+          <w:noProof/>
           <w:sz w:val="30"/>
           <w:szCs w:val="30"/>
         </w:rPr>
@@ -4750,7 +5234,7 @@
                     <pic:cNvPicPr/>
                   </pic:nvPicPr>
                   <pic:blipFill>
-                    <a:blip r:embed="rId32"/>
+                    <a:blip r:embed="rId31"/>
                     <a:stretch>
                       <a:fillRect/>
                     </a:stretch>
@@ -4775,6 +5259,7 @@
           <w:rFonts w:ascii="Times New Roman" w:hAnsi="Times New Roman" w:cs="Times New Roman"/>
           <w:b/>
           <w:bCs/>
+          <w:noProof/>
           <w:sz w:val="30"/>
           <w:szCs w:val="30"/>
         </w:rPr>
@@ -4794,7 +5279,7 @@
                     <pic:cNvPicPr/>
                   </pic:nvPicPr>
                   <pic:blipFill>
-                    <a:blip r:embed="rId33"/>
+                    <a:blip r:embed="rId32"/>
                     <a:stretch>
                       <a:fillRect/>
                     </a:stretch>
@@ -4851,6 +5336,7 @@
           <w:rFonts w:ascii="Times New Roman" w:hAnsi="Times New Roman" w:cs="Times New Roman"/>
           <w:b/>
           <w:bCs/>
+          <w:noProof/>
           <w:sz w:val="30"/>
           <w:szCs w:val="30"/>
         </w:rPr>
@@ -4870,7 +5356,7 @@
                     <pic:cNvPicPr/>
                   </pic:nvPicPr>
                   <pic:blipFill>
-                    <a:blip r:embed="rId32"/>
+                    <a:blip r:embed="rId31"/>
                     <a:stretch>
                       <a:fillRect/>
                     </a:stretch>
@@ -4919,6 +5405,7 @@
           <w:rFonts w:ascii="Times New Roman" w:hAnsi="Times New Roman" w:cs="Times New Roman"/>
           <w:b/>
           <w:bCs/>
+          <w:noProof/>
           <w:sz w:val="30"/>
           <w:szCs w:val="30"/>
         </w:rPr>
@@ -4938,7 +5425,7 @@
                     <pic:cNvPicPr/>
                   </pic:nvPicPr>
                   <pic:blipFill>
-                    <a:blip r:embed="rId34"/>
+                    <a:blip r:embed="rId33"/>
                     <a:stretch>
                       <a:fillRect/>
                     </a:stretch>
@@ -5123,6 +5610,336 @@
     </w:p>
     <w:p>
       <w:pPr>
+        <w:jc w:val="both"/>
+        <w:rPr>
+          <w:rFonts w:ascii="Times New Roman" w:hAnsi="Times New Roman" w:cs="Times New Roman"/>
+          <w:b/>
+          <w:bCs/>
+          <w:sz w:val="30"/>
+          <w:szCs w:val="30"/>
+        </w:rPr>
+      </w:pPr>
+    </w:p>
+    <w:p>
+      <w:pPr>
+        <w:jc w:val="both"/>
+        <w:rPr>
+          <w:rFonts w:ascii="Times New Roman" w:hAnsi="Times New Roman" w:cs="Times New Roman"/>
+          <w:b/>
+          <w:bCs/>
+          <w:sz w:val="30"/>
+          <w:szCs w:val="30"/>
+        </w:rPr>
+      </w:pPr>
+    </w:p>
+    <w:p>
+      <w:pPr>
+        <w:jc w:val="both"/>
+        <w:rPr>
+          <w:rFonts w:ascii="Times New Roman" w:hAnsi="Times New Roman" w:cs="Times New Roman"/>
+          <w:b/>
+          <w:bCs/>
+          <w:sz w:val="30"/>
+          <w:szCs w:val="30"/>
+        </w:rPr>
+      </w:pPr>
+    </w:p>
+    <w:p>
+      <w:pPr>
+        <w:jc w:val="both"/>
+        <w:rPr>
+          <w:rFonts w:ascii="Times New Roman" w:hAnsi="Times New Roman" w:cs="Times New Roman"/>
+          <w:b/>
+          <w:bCs/>
+          <w:sz w:val="30"/>
+          <w:szCs w:val="30"/>
+        </w:rPr>
+      </w:pPr>
+    </w:p>
+    <w:p>
+      <w:pPr>
+        <w:jc w:val="both"/>
+        <w:rPr>
+          <w:rFonts w:ascii="Times New Roman" w:hAnsi="Times New Roman" w:cs="Times New Roman"/>
+          <w:b/>
+          <w:bCs/>
+          <w:sz w:val="30"/>
+          <w:szCs w:val="30"/>
+        </w:rPr>
+      </w:pPr>
+    </w:p>
+    <w:p>
+      <w:pPr>
+        <w:jc w:val="both"/>
+        <w:rPr>
+          <w:rFonts w:ascii="Times New Roman" w:hAnsi="Times New Roman" w:cs="Times New Roman"/>
+          <w:b/>
+          <w:bCs/>
+          <w:sz w:val="30"/>
+          <w:szCs w:val="30"/>
+        </w:rPr>
+      </w:pPr>
+    </w:p>
+    <w:p>
+      <w:pPr>
+        <w:jc w:val="both"/>
+        <w:rPr>
+          <w:rFonts w:ascii="Times New Roman" w:hAnsi="Times New Roman" w:cs="Times New Roman"/>
+          <w:b/>
+          <w:bCs/>
+          <w:sz w:val="30"/>
+          <w:szCs w:val="30"/>
+        </w:rPr>
+      </w:pPr>
+    </w:p>
+    <w:p>
+      <w:pPr>
+        <w:jc w:val="both"/>
+        <w:rPr>
+          <w:rFonts w:ascii="Times New Roman" w:hAnsi="Times New Roman" w:cs="Times New Roman"/>
+          <w:b/>
+          <w:bCs/>
+          <w:sz w:val="30"/>
+          <w:szCs w:val="30"/>
+        </w:rPr>
+      </w:pPr>
+    </w:p>
+    <w:p>
+      <w:pPr>
+        <w:jc w:val="both"/>
+        <w:rPr>
+          <w:rFonts w:ascii="Times New Roman" w:hAnsi="Times New Roman" w:cs="Times New Roman"/>
+          <w:b/>
+          <w:bCs/>
+          <w:sz w:val="30"/>
+          <w:szCs w:val="30"/>
+        </w:rPr>
+      </w:pPr>
+    </w:p>
+    <w:p>
+      <w:pPr>
+        <w:jc w:val="both"/>
+        <w:rPr>
+          <w:rFonts w:ascii="Times New Roman" w:hAnsi="Times New Roman" w:cs="Times New Roman"/>
+          <w:b/>
+          <w:bCs/>
+          <w:sz w:val="30"/>
+          <w:szCs w:val="30"/>
+        </w:rPr>
+      </w:pPr>
+    </w:p>
+    <w:p>
+      <w:pPr>
+        <w:jc w:val="both"/>
+        <w:rPr>
+          <w:rFonts w:ascii="Times New Roman" w:hAnsi="Times New Roman" w:cs="Times New Roman"/>
+          <w:b/>
+          <w:bCs/>
+          <w:sz w:val="30"/>
+          <w:szCs w:val="30"/>
+        </w:rPr>
+      </w:pPr>
+    </w:p>
+    <w:p>
+      <w:pPr>
+        <w:jc w:val="both"/>
+        <w:rPr>
+          <w:rFonts w:ascii="Times New Roman" w:hAnsi="Times New Roman" w:cs="Times New Roman"/>
+          <w:b/>
+          <w:bCs/>
+          <w:sz w:val="30"/>
+          <w:szCs w:val="30"/>
+        </w:rPr>
+      </w:pPr>
+    </w:p>
+    <w:p>
+      <w:pPr>
+        <w:jc w:val="both"/>
+        <w:rPr>
+          <w:rFonts w:ascii="Times New Roman" w:hAnsi="Times New Roman" w:cs="Times New Roman"/>
+          <w:b/>
+          <w:bCs/>
+          <w:sz w:val="30"/>
+          <w:szCs w:val="30"/>
+        </w:rPr>
+      </w:pPr>
+    </w:p>
+    <w:p>
+      <w:pPr>
+        <w:jc w:val="both"/>
+        <w:rPr>
+          <w:rFonts w:ascii="Times New Roman" w:hAnsi="Times New Roman" w:cs="Times New Roman"/>
+          <w:b/>
+          <w:bCs/>
+          <w:sz w:val="30"/>
+          <w:szCs w:val="30"/>
+        </w:rPr>
+      </w:pPr>
+    </w:p>
+    <w:p>
+      <w:pPr>
+        <w:jc w:val="both"/>
+        <w:rPr>
+          <w:rFonts w:ascii="Times New Roman" w:hAnsi="Times New Roman" w:cs="Times New Roman"/>
+          <w:b/>
+          <w:bCs/>
+          <w:sz w:val="30"/>
+          <w:szCs w:val="30"/>
+        </w:rPr>
+      </w:pPr>
+      <w:proofErr w:type="gramStart"/>
+      <w:r>
+        <w:rPr>
+          <w:rFonts w:ascii="Times New Roman" w:hAnsi="Times New Roman" w:cs="Times New Roman"/>
+          <w:b/>
+          <w:bCs/>
+          <w:sz w:val="30"/>
+          <w:szCs w:val="30"/>
+        </w:rPr>
+        <w:t>SESSION:-</w:t>
+      </w:r>
+      <w:proofErr w:type="gramEnd"/>
+      <w:r>
+        <w:rPr>
+          <w:rFonts w:ascii="Times New Roman" w:hAnsi="Times New Roman" w:cs="Times New Roman"/>
+          <w:b/>
+          <w:bCs/>
+          <w:sz w:val="30"/>
+          <w:szCs w:val="30"/>
+        </w:rPr>
+        <w:t>8</w:t>
+      </w:r>
+    </w:p>
+    <w:p>
+      <w:pPr>
+        <w:jc w:val="both"/>
+        <w:rPr>
+          <w:rFonts w:ascii="Times New Roman" w:hAnsi="Times New Roman" w:cs="Times New Roman"/>
+          <w:b/>
+          <w:bCs/>
+          <w:sz w:val="30"/>
+          <w:szCs w:val="30"/>
+        </w:rPr>
+      </w:pPr>
+      <w:r>
+        <w:rPr>
+          <w:rFonts w:ascii="Times New Roman" w:hAnsi="Times New Roman" w:cs="Times New Roman"/>
+          <w:b/>
+          <w:bCs/>
+          <w:sz w:val="30"/>
+          <w:szCs w:val="30"/>
+        </w:rPr>
+        <w:drawing>
+          <wp:inline distT="0" distB="0" distL="0" distR="0" wp14:anchorId="57C0F676" wp14:editId="664B3F52">
+            <wp:extent cx="1943100" cy="2324100"/>
+            <wp:effectExtent l="0" t="0" r="0" b="0"/>
+            <wp:docPr id="1221345633" name="Picture 1"/>
+            <wp:cNvGraphicFramePr>
+              <a:graphicFrameLocks xmlns:a="http://schemas.openxmlformats.org/drawingml/2006/main" noChangeAspect="1"/>
+            </wp:cNvGraphicFramePr>
+            <a:graphic xmlns:a="http://schemas.openxmlformats.org/drawingml/2006/main">
+              <a:graphicData uri="http://schemas.openxmlformats.org/drawingml/2006/picture">
+                <pic:pic xmlns:pic="http://schemas.openxmlformats.org/drawingml/2006/picture">
+                  <pic:nvPicPr>
+                    <pic:cNvPr id="1221345633" name=""/>
+                    <pic:cNvPicPr/>
+                  </pic:nvPicPr>
+                  <pic:blipFill>
+                    <a:blip r:embed="rId34"/>
+                    <a:stretch>
+                      <a:fillRect/>
+                    </a:stretch>
+                  </pic:blipFill>
+                  <pic:spPr>
+                    <a:xfrm>
+                      <a:off x="0" y="0"/>
+                      <a:ext cx="1943100" cy="2324100"/>
+                    </a:xfrm>
+                    <a:prstGeom prst="rect">
+                      <a:avLst/>
+                    </a:prstGeom>
+                  </pic:spPr>
+                </pic:pic>
+              </a:graphicData>
+            </a:graphic>
+          </wp:inline>
+        </w:drawing>
+      </w:r>
+      <w:r>
+        <w:rPr>
+          <w:rFonts w:ascii="Times New Roman" w:hAnsi="Times New Roman" w:cs="Times New Roman"/>
+          <w:b/>
+          <w:bCs/>
+          <w:sz w:val="30"/>
+          <w:szCs w:val="30"/>
+        </w:rPr>
+        <w:drawing>
+          <wp:anchor distT="0" distB="0" distL="114300" distR="114300" simplePos="0" relativeHeight="251676672" behindDoc="0" locked="0" layoutInCell="1" allowOverlap="1" wp14:anchorId="7D314BFB" wp14:editId="5DC5A262">
+            <wp:simplePos x="0" y="0"/>
+            <wp:positionH relativeFrom="column">
+              <wp:posOffset>-640080</wp:posOffset>
+            </wp:positionH>
+            <wp:positionV relativeFrom="paragraph">
+              <wp:posOffset>0</wp:posOffset>
+            </wp:positionV>
+            <wp:extent cx="4091940" cy="4480560"/>
+            <wp:effectExtent l="0" t="0" r="3810" b="0"/>
+            <wp:wrapThrough wrapText="bothSides">
+              <wp:wrapPolygon edited="0">
+                <wp:start x="0" y="0"/>
+                <wp:lineTo x="0" y="21490"/>
+                <wp:lineTo x="21520" y="21490"/>
+                <wp:lineTo x="21520" y="0"/>
+                <wp:lineTo x="0" y="0"/>
+              </wp:wrapPolygon>
+            </wp:wrapThrough>
+            <wp:docPr id="1979647496" name="Picture 1"/>
+            <wp:cNvGraphicFramePr>
+              <a:graphicFrameLocks xmlns:a="http://schemas.openxmlformats.org/drawingml/2006/main" noChangeAspect="1"/>
+            </wp:cNvGraphicFramePr>
+            <a:graphic xmlns:a="http://schemas.openxmlformats.org/drawingml/2006/main">
+              <a:graphicData uri="http://schemas.openxmlformats.org/drawingml/2006/picture">
+                <pic:pic xmlns:pic="http://schemas.openxmlformats.org/drawingml/2006/picture">
+                  <pic:nvPicPr>
+                    <pic:cNvPr id="1979647496" name=""/>
+                    <pic:cNvPicPr/>
+                  </pic:nvPicPr>
+                  <pic:blipFill>
+                    <a:blip r:embed="rId35">
+                      <a:extLst>
+                        <a:ext uri="{28A0092B-C50C-407E-A947-70E740481C1C}">
+                          <a14:useLocalDpi xmlns:a14="http://schemas.microsoft.com/office/drawing/2010/main" val="0"/>
+                        </a:ext>
+                      </a:extLst>
+                    </a:blip>
+                    <a:stretch>
+                      <a:fillRect/>
+                    </a:stretch>
+                  </pic:blipFill>
+                  <pic:spPr>
+                    <a:xfrm>
+                      <a:off x="0" y="0"/>
+                      <a:ext cx="4091940" cy="4480560"/>
+                    </a:xfrm>
+                    <a:prstGeom prst="rect">
+                      <a:avLst/>
+                    </a:prstGeom>
+                  </pic:spPr>
+                </pic:pic>
+              </a:graphicData>
+            </a:graphic>
+            <wp14:sizeRelH relativeFrom="page">
+              <wp14:pctWidth>0</wp14:pctWidth>
+            </wp14:sizeRelH>
+            <wp14:sizeRelV relativeFrom="page">
+              <wp14:pctHeight>0</wp14:pctHeight>
+            </wp14:sizeRelV>
+          </wp:anchor>
+        </w:drawing>
+      </w:r>
+    </w:p>
+    <w:p>
+      <w:pPr>
         <w:pStyle w:val="ListParagraph"/>
         <w:jc w:val="both"/>
         <w:rPr>
@@ -5133,6 +5950,1539 @@
           <w:szCs w:val="30"/>
         </w:rPr>
       </w:pPr>
+    </w:p>
+    <w:p>
+      <w:pPr>
+        <w:pStyle w:val="ListParagraph"/>
+        <w:jc w:val="both"/>
+        <w:rPr>
+          <w:rFonts w:ascii="Times New Roman" w:hAnsi="Times New Roman" w:cs="Times New Roman"/>
+          <w:b/>
+          <w:bCs/>
+          <w:sz w:val="30"/>
+          <w:szCs w:val="30"/>
+        </w:rPr>
+      </w:pPr>
+    </w:p>
+    <w:p>
+      <w:pPr>
+        <w:pStyle w:val="ListParagraph"/>
+        <w:jc w:val="both"/>
+        <w:rPr>
+          <w:rFonts w:ascii="Times New Roman" w:hAnsi="Times New Roman" w:cs="Times New Roman"/>
+          <w:b/>
+          <w:bCs/>
+          <w:sz w:val="30"/>
+          <w:szCs w:val="30"/>
+        </w:rPr>
+      </w:pPr>
+    </w:p>
+    <w:p>
+      <w:pPr>
+        <w:pStyle w:val="ListParagraph"/>
+        <w:jc w:val="both"/>
+        <w:rPr>
+          <w:rFonts w:ascii="Times New Roman" w:hAnsi="Times New Roman" w:cs="Times New Roman"/>
+          <w:b/>
+          <w:bCs/>
+          <w:sz w:val="30"/>
+          <w:szCs w:val="30"/>
+        </w:rPr>
+      </w:pPr>
+    </w:p>
+    <w:p>
+      <w:pPr>
+        <w:pStyle w:val="ListParagraph"/>
+        <w:jc w:val="both"/>
+        <w:rPr>
+          <w:rFonts w:ascii="Times New Roman" w:hAnsi="Times New Roman" w:cs="Times New Roman"/>
+          <w:b/>
+          <w:bCs/>
+          <w:sz w:val="30"/>
+          <w:szCs w:val="30"/>
+        </w:rPr>
+      </w:pPr>
+    </w:p>
+    <w:p>
+      <w:pPr>
+        <w:pStyle w:val="ListParagraph"/>
+        <w:jc w:val="both"/>
+        <w:rPr>
+          <w:rFonts w:ascii="Times New Roman" w:hAnsi="Times New Roman" w:cs="Times New Roman"/>
+          <w:b/>
+          <w:bCs/>
+          <w:sz w:val="30"/>
+          <w:szCs w:val="30"/>
+        </w:rPr>
+      </w:pPr>
+    </w:p>
+    <w:p>
+      <w:pPr>
+        <w:pStyle w:val="ListParagraph"/>
+        <w:jc w:val="both"/>
+        <w:rPr>
+          <w:rFonts w:ascii="Times New Roman" w:hAnsi="Times New Roman" w:cs="Times New Roman"/>
+          <w:b/>
+          <w:bCs/>
+          <w:sz w:val="30"/>
+          <w:szCs w:val="30"/>
+        </w:rPr>
+      </w:pPr>
+    </w:p>
+    <w:p>
+      <w:pPr>
+        <w:pStyle w:val="ListParagraph"/>
+        <w:jc w:val="both"/>
+        <w:rPr>
+          <w:rFonts w:ascii="Times New Roman" w:hAnsi="Times New Roman" w:cs="Times New Roman"/>
+          <w:b/>
+          <w:bCs/>
+          <w:sz w:val="30"/>
+          <w:szCs w:val="30"/>
+        </w:rPr>
+      </w:pPr>
+    </w:p>
+    <w:p>
+      <w:pPr>
+        <w:pStyle w:val="ListParagraph"/>
+        <w:jc w:val="both"/>
+        <w:rPr>
+          <w:rFonts w:ascii="Times New Roman" w:hAnsi="Times New Roman" w:cs="Times New Roman"/>
+          <w:b/>
+          <w:bCs/>
+          <w:sz w:val="30"/>
+          <w:szCs w:val="30"/>
+        </w:rPr>
+      </w:pPr>
+    </w:p>
+    <w:p>
+      <w:pPr>
+        <w:pStyle w:val="ListParagraph"/>
+        <w:jc w:val="both"/>
+        <w:rPr>
+          <w:rFonts w:ascii="Times New Roman" w:hAnsi="Times New Roman" w:cs="Times New Roman"/>
+          <w:b/>
+          <w:bCs/>
+          <w:sz w:val="30"/>
+          <w:szCs w:val="30"/>
+        </w:rPr>
+      </w:pPr>
+    </w:p>
+    <w:p>
+      <w:pPr>
+        <w:pStyle w:val="ListParagraph"/>
+        <w:jc w:val="both"/>
+        <w:rPr>
+          <w:rFonts w:ascii="Times New Roman" w:hAnsi="Times New Roman" w:cs="Times New Roman"/>
+          <w:b/>
+          <w:bCs/>
+          <w:sz w:val="30"/>
+          <w:szCs w:val="30"/>
+        </w:rPr>
+      </w:pPr>
+    </w:p>
+    <w:p>
+      <w:pPr>
+        <w:pStyle w:val="ListParagraph"/>
+        <w:jc w:val="both"/>
+        <w:rPr>
+          <w:rFonts w:ascii="Times New Roman" w:hAnsi="Times New Roman" w:cs="Times New Roman"/>
+          <w:b/>
+          <w:bCs/>
+          <w:sz w:val="30"/>
+          <w:szCs w:val="30"/>
+        </w:rPr>
+      </w:pPr>
+    </w:p>
+    <w:p>
+      <w:pPr>
+        <w:jc w:val="both"/>
+        <w:rPr>
+          <w:rFonts w:ascii="Times New Roman" w:hAnsi="Times New Roman" w:cs="Times New Roman"/>
+          <w:b/>
+          <w:bCs/>
+          <w:sz w:val="30"/>
+          <w:szCs w:val="30"/>
+        </w:rPr>
+      </w:pPr>
+    </w:p>
+    <w:p>
+      <w:pPr>
+        <w:jc w:val="both"/>
+        <w:rPr>
+          <w:rFonts w:ascii="Times New Roman" w:hAnsi="Times New Roman" w:cs="Times New Roman"/>
+          <w:b/>
+          <w:bCs/>
+          <w:sz w:val="30"/>
+          <w:szCs w:val="30"/>
+        </w:rPr>
+      </w:pPr>
+    </w:p>
+    <w:p>
+      <w:pPr>
+        <w:jc w:val="both"/>
+        <w:rPr>
+          <w:rFonts w:ascii="Times New Roman" w:hAnsi="Times New Roman" w:cs="Times New Roman"/>
+          <w:b/>
+          <w:bCs/>
+          <w:sz w:val="30"/>
+          <w:szCs w:val="30"/>
+        </w:rPr>
+      </w:pPr>
+    </w:p>
+    <w:p>
+      <w:pPr>
+        <w:jc w:val="both"/>
+        <w:rPr>
+          <w:rFonts w:ascii="Times New Roman" w:hAnsi="Times New Roman" w:cs="Times New Roman"/>
+          <w:b/>
+          <w:bCs/>
+          <w:sz w:val="30"/>
+          <w:szCs w:val="30"/>
+        </w:rPr>
+      </w:pPr>
+    </w:p>
+    <w:p>
+      <w:pPr>
+        <w:jc w:val="both"/>
+        <w:rPr>
+          <w:rFonts w:ascii="Times New Roman" w:hAnsi="Times New Roman" w:cs="Times New Roman"/>
+          <w:b/>
+          <w:bCs/>
+          <w:sz w:val="30"/>
+          <w:szCs w:val="30"/>
+        </w:rPr>
+      </w:pPr>
+    </w:p>
+    <w:p>
+      <w:pPr>
+        <w:jc w:val="both"/>
+        <w:rPr>
+          <w:rFonts w:ascii="Times New Roman" w:hAnsi="Times New Roman" w:cs="Times New Roman"/>
+          <w:b/>
+          <w:bCs/>
+          <w:sz w:val="30"/>
+          <w:szCs w:val="30"/>
+        </w:rPr>
+      </w:pPr>
+    </w:p>
+    <w:p>
+      <w:pPr>
+        <w:jc w:val="both"/>
+        <w:rPr>
+          <w:rFonts w:ascii="Times New Roman" w:hAnsi="Times New Roman" w:cs="Times New Roman"/>
+          <w:b/>
+          <w:bCs/>
+          <w:sz w:val="30"/>
+          <w:szCs w:val="30"/>
+        </w:rPr>
+      </w:pPr>
+    </w:p>
+    <w:p>
+      <w:pPr>
+        <w:jc w:val="both"/>
+        <w:rPr>
+          <w:rFonts w:ascii="Times New Roman" w:hAnsi="Times New Roman" w:cs="Times New Roman"/>
+          <w:b/>
+          <w:bCs/>
+          <w:sz w:val="30"/>
+          <w:szCs w:val="30"/>
+        </w:rPr>
+      </w:pPr>
+    </w:p>
+    <w:p>
+      <w:pPr>
+        <w:jc w:val="both"/>
+        <w:rPr>
+          <w:rFonts w:ascii="Times New Roman" w:hAnsi="Times New Roman" w:cs="Times New Roman"/>
+          <w:b/>
+          <w:bCs/>
+          <w:sz w:val="30"/>
+          <w:szCs w:val="30"/>
+        </w:rPr>
+      </w:pPr>
+    </w:p>
+    <w:p>
+      <w:pPr>
+        <w:jc w:val="both"/>
+        <w:rPr>
+          <w:rFonts w:ascii="Times New Roman" w:hAnsi="Times New Roman" w:cs="Times New Roman"/>
+          <w:b/>
+          <w:bCs/>
+          <w:sz w:val="30"/>
+          <w:szCs w:val="30"/>
+        </w:rPr>
+      </w:pPr>
+      <w:r>
+        <w:rPr>
+          <w:rFonts w:ascii="Times New Roman" w:hAnsi="Times New Roman" w:cs="Times New Roman"/>
+          <w:b/>
+          <w:bCs/>
+          <w:sz w:val="30"/>
+          <w:szCs w:val="30"/>
+        </w:rPr>
+        <w:drawing>
+          <wp:anchor distT="0" distB="0" distL="114300" distR="114300" simplePos="0" relativeHeight="251679744" behindDoc="0" locked="0" layoutInCell="1" allowOverlap="1" wp14:anchorId="7FC14907" wp14:editId="4FB93683">
+            <wp:simplePos x="0" y="0"/>
+            <wp:positionH relativeFrom="column">
+              <wp:posOffset>3136900</wp:posOffset>
+            </wp:positionH>
+            <wp:positionV relativeFrom="paragraph">
+              <wp:posOffset>508000</wp:posOffset>
+            </wp:positionV>
+            <wp:extent cx="3251200" cy="6197600"/>
+            <wp:effectExtent l="0" t="0" r="6350" b="0"/>
+            <wp:wrapThrough wrapText="bothSides">
+              <wp:wrapPolygon edited="0">
+                <wp:start x="0" y="0"/>
+                <wp:lineTo x="0" y="21511"/>
+                <wp:lineTo x="21516" y="21511"/>
+                <wp:lineTo x="21516" y="0"/>
+                <wp:lineTo x="0" y="0"/>
+              </wp:wrapPolygon>
+            </wp:wrapThrough>
+            <wp:docPr id="816274616" name="Picture 1"/>
+            <wp:cNvGraphicFramePr>
+              <a:graphicFrameLocks xmlns:a="http://schemas.openxmlformats.org/drawingml/2006/main" noChangeAspect="1"/>
+            </wp:cNvGraphicFramePr>
+            <a:graphic xmlns:a="http://schemas.openxmlformats.org/drawingml/2006/main">
+              <a:graphicData uri="http://schemas.openxmlformats.org/drawingml/2006/picture">
+                <pic:pic xmlns:pic="http://schemas.openxmlformats.org/drawingml/2006/picture">
+                  <pic:nvPicPr>
+                    <pic:cNvPr id="816274616" name=""/>
+                    <pic:cNvPicPr/>
+                  </pic:nvPicPr>
+                  <pic:blipFill>
+                    <a:blip r:embed="rId36">
+                      <a:extLst>
+                        <a:ext uri="{28A0092B-C50C-407E-A947-70E740481C1C}">
+                          <a14:useLocalDpi xmlns:a14="http://schemas.microsoft.com/office/drawing/2010/main" val="0"/>
+                        </a:ext>
+                      </a:extLst>
+                    </a:blip>
+                    <a:stretch>
+                      <a:fillRect/>
+                    </a:stretch>
+                  </pic:blipFill>
+                  <pic:spPr>
+                    <a:xfrm>
+                      <a:off x="0" y="0"/>
+                      <a:ext cx="3251200" cy="6197600"/>
+                    </a:xfrm>
+                    <a:prstGeom prst="rect">
+                      <a:avLst/>
+                    </a:prstGeom>
+                  </pic:spPr>
+                </pic:pic>
+              </a:graphicData>
+            </a:graphic>
+            <wp14:sizeRelH relativeFrom="page">
+              <wp14:pctWidth>0</wp14:pctWidth>
+            </wp14:sizeRelH>
+            <wp14:sizeRelV relativeFrom="page">
+              <wp14:pctHeight>0</wp14:pctHeight>
+            </wp14:sizeRelV>
+          </wp:anchor>
+        </w:drawing>
+      </w:r>
+      <w:r>
+        <w:rPr>
+          <w:rFonts w:ascii="Times New Roman" w:hAnsi="Times New Roman" w:cs="Times New Roman"/>
+          <w:b/>
+          <w:bCs/>
+          <w:sz w:val="30"/>
+          <w:szCs w:val="30"/>
+        </w:rPr>
+        <w:drawing>
+          <wp:anchor distT="0" distB="0" distL="114300" distR="114300" simplePos="0" relativeHeight="251678720" behindDoc="0" locked="0" layoutInCell="1" allowOverlap="1" wp14:anchorId="338C5B10" wp14:editId="14973C8E">
+            <wp:simplePos x="0" y="0"/>
+            <wp:positionH relativeFrom="column">
+              <wp:posOffset>-711200</wp:posOffset>
+            </wp:positionH>
+            <wp:positionV relativeFrom="paragraph">
+              <wp:posOffset>495300</wp:posOffset>
+            </wp:positionV>
+            <wp:extent cx="3467100" cy="6248400"/>
+            <wp:effectExtent l="0" t="0" r="0" b="0"/>
+            <wp:wrapThrough wrapText="bothSides">
+              <wp:wrapPolygon edited="0">
+                <wp:start x="0" y="0"/>
+                <wp:lineTo x="0" y="21534"/>
+                <wp:lineTo x="21481" y="21534"/>
+                <wp:lineTo x="21481" y="0"/>
+                <wp:lineTo x="0" y="0"/>
+              </wp:wrapPolygon>
+            </wp:wrapThrough>
+            <wp:docPr id="1206126270" name="Picture 1"/>
+            <wp:cNvGraphicFramePr>
+              <a:graphicFrameLocks xmlns:a="http://schemas.openxmlformats.org/drawingml/2006/main" noChangeAspect="1"/>
+            </wp:cNvGraphicFramePr>
+            <a:graphic xmlns:a="http://schemas.openxmlformats.org/drawingml/2006/main">
+              <a:graphicData uri="http://schemas.openxmlformats.org/drawingml/2006/picture">
+                <pic:pic xmlns:pic="http://schemas.openxmlformats.org/drawingml/2006/picture">
+                  <pic:nvPicPr>
+                    <pic:cNvPr id="1206126270" name=""/>
+                    <pic:cNvPicPr/>
+                  </pic:nvPicPr>
+                  <pic:blipFill>
+                    <a:blip r:embed="rId37">
+                      <a:extLst>
+                        <a:ext uri="{28A0092B-C50C-407E-A947-70E740481C1C}">
+                          <a14:useLocalDpi xmlns:a14="http://schemas.microsoft.com/office/drawing/2010/main" val="0"/>
+                        </a:ext>
+                      </a:extLst>
+                    </a:blip>
+                    <a:stretch>
+                      <a:fillRect/>
+                    </a:stretch>
+                  </pic:blipFill>
+                  <pic:spPr>
+                    <a:xfrm>
+                      <a:off x="0" y="0"/>
+                      <a:ext cx="3467100" cy="6248400"/>
+                    </a:xfrm>
+                    <a:prstGeom prst="rect">
+                      <a:avLst/>
+                    </a:prstGeom>
+                  </pic:spPr>
+                </pic:pic>
+              </a:graphicData>
+            </a:graphic>
+            <wp14:sizeRelH relativeFrom="page">
+              <wp14:pctWidth>0</wp14:pctWidth>
+            </wp14:sizeRelH>
+            <wp14:sizeRelV relativeFrom="page">
+              <wp14:pctHeight>0</wp14:pctHeight>
+            </wp14:sizeRelV>
+          </wp:anchor>
+        </w:drawing>
+      </w:r>
+      <w:proofErr w:type="gramStart"/>
+      <w:r>
+        <w:rPr>
+          <w:rFonts w:ascii="Times New Roman" w:hAnsi="Times New Roman" w:cs="Times New Roman"/>
+          <w:b/>
+          <w:bCs/>
+          <w:sz w:val="30"/>
+          <w:szCs w:val="30"/>
+        </w:rPr>
+        <w:t>SESSION:-</w:t>
+      </w:r>
+      <w:proofErr w:type="gramEnd"/>
+      <w:r>
+        <w:rPr>
+          <w:rFonts w:ascii="Times New Roman" w:hAnsi="Times New Roman" w:cs="Times New Roman"/>
+          <w:b/>
+          <w:bCs/>
+          <w:sz w:val="30"/>
+          <w:szCs w:val="30"/>
+        </w:rPr>
+        <w:t>9</w:t>
+      </w:r>
+    </w:p>
+    <w:p>
+      <w:pPr>
+        <w:jc w:val="both"/>
+        <w:rPr>
+          <w:rFonts w:ascii="Times New Roman" w:hAnsi="Times New Roman" w:cs="Times New Roman"/>
+          <w:b/>
+          <w:bCs/>
+          <w:sz w:val="30"/>
+          <w:szCs w:val="30"/>
+        </w:rPr>
+      </w:pPr>
+    </w:p>
+    <w:p>
+      <w:pPr>
+        <w:jc w:val="both"/>
+        <w:rPr>
+          <w:rFonts w:ascii="Times New Roman" w:hAnsi="Times New Roman" w:cs="Times New Roman"/>
+          <w:b/>
+          <w:bCs/>
+          <w:sz w:val="30"/>
+          <w:szCs w:val="30"/>
+        </w:rPr>
+      </w:pPr>
+      <w:r>
+        <w:rPr>
+          <w:rFonts w:ascii="Times New Roman" w:hAnsi="Times New Roman" w:cs="Times New Roman"/>
+          <w:b/>
+          <w:bCs/>
+          <w:sz w:val="30"/>
+          <w:szCs w:val="30"/>
+        </w:rPr>
+        <w:drawing>
+          <wp:inline distT="0" distB="0" distL="0" distR="0" wp14:anchorId="48FA962D" wp14:editId="506014D6">
+            <wp:extent cx="3619814" cy="3025402"/>
+            <wp:effectExtent l="0" t="0" r="0" b="3810"/>
+            <wp:docPr id="1716671392" name="Picture 1"/>
+            <wp:cNvGraphicFramePr>
+              <a:graphicFrameLocks xmlns:a="http://schemas.openxmlformats.org/drawingml/2006/main" noChangeAspect="1"/>
+            </wp:cNvGraphicFramePr>
+            <a:graphic xmlns:a="http://schemas.openxmlformats.org/drawingml/2006/main">
+              <a:graphicData uri="http://schemas.openxmlformats.org/drawingml/2006/picture">
+                <pic:pic xmlns:pic="http://schemas.openxmlformats.org/drawingml/2006/picture">
+                  <pic:nvPicPr>
+                    <pic:cNvPr id="1716671392" name=""/>
+                    <pic:cNvPicPr/>
+                  </pic:nvPicPr>
+                  <pic:blipFill>
+                    <a:blip r:embed="rId38"/>
+                    <a:stretch>
+                      <a:fillRect/>
+                    </a:stretch>
+                  </pic:blipFill>
+                  <pic:spPr>
+                    <a:xfrm>
+                      <a:off x="0" y="0"/>
+                      <a:ext cx="3619814" cy="3025402"/>
+                    </a:xfrm>
+                    <a:prstGeom prst="rect">
+                      <a:avLst/>
+                    </a:prstGeom>
+                  </pic:spPr>
+                </pic:pic>
+              </a:graphicData>
+            </a:graphic>
+          </wp:inline>
+        </w:drawing>
+      </w:r>
+    </w:p>
+    <w:p>
+      <w:pPr>
+        <w:jc w:val="both"/>
+        <w:rPr>
+          <w:rFonts w:ascii="Times New Roman" w:hAnsi="Times New Roman" w:cs="Times New Roman"/>
+          <w:b/>
+          <w:bCs/>
+          <w:sz w:val="30"/>
+          <w:szCs w:val="30"/>
+        </w:rPr>
+      </w:pPr>
+    </w:p>
+    <w:p>
+      <w:pPr>
+        <w:jc w:val="both"/>
+        <w:rPr>
+          <w:rFonts w:ascii="Times New Roman" w:hAnsi="Times New Roman" w:cs="Times New Roman"/>
+          <w:b/>
+          <w:bCs/>
+          <w:sz w:val="30"/>
+          <w:szCs w:val="30"/>
+        </w:rPr>
+      </w:pPr>
+      <w:r>
+        <w:rPr>
+          <w:rFonts w:ascii="Times New Roman" w:hAnsi="Times New Roman" w:cs="Times New Roman"/>
+          <w:b/>
+          <w:bCs/>
+          <w:sz w:val="30"/>
+          <w:szCs w:val="30"/>
+        </w:rPr>
+        <w:drawing>
+          <wp:anchor distT="0" distB="0" distL="114300" distR="114300" simplePos="0" relativeHeight="251680768" behindDoc="0" locked="0" layoutInCell="1" allowOverlap="1" wp14:anchorId="3E7FBF67" wp14:editId="58840F09">
+            <wp:simplePos x="0" y="0"/>
+            <wp:positionH relativeFrom="column">
+              <wp:posOffset>3124200</wp:posOffset>
+            </wp:positionH>
+            <wp:positionV relativeFrom="paragraph">
+              <wp:posOffset>273050</wp:posOffset>
+            </wp:positionV>
+            <wp:extent cx="3352800" cy="4152900"/>
+            <wp:effectExtent l="0" t="0" r="0" b="0"/>
+            <wp:wrapThrough wrapText="bothSides">
+              <wp:wrapPolygon edited="0">
+                <wp:start x="0" y="0"/>
+                <wp:lineTo x="0" y="21501"/>
+                <wp:lineTo x="21477" y="21501"/>
+                <wp:lineTo x="21477" y="0"/>
+                <wp:lineTo x="0" y="0"/>
+              </wp:wrapPolygon>
+            </wp:wrapThrough>
+            <wp:docPr id="960468935" name="Picture 1"/>
+            <wp:cNvGraphicFramePr>
+              <a:graphicFrameLocks xmlns:a="http://schemas.openxmlformats.org/drawingml/2006/main" noChangeAspect="1"/>
+            </wp:cNvGraphicFramePr>
+            <a:graphic xmlns:a="http://schemas.openxmlformats.org/drawingml/2006/main">
+              <a:graphicData uri="http://schemas.openxmlformats.org/drawingml/2006/picture">
+                <pic:pic xmlns:pic="http://schemas.openxmlformats.org/drawingml/2006/picture">
+                  <pic:nvPicPr>
+                    <pic:cNvPr id="960468935" name=""/>
+                    <pic:cNvPicPr/>
+                  </pic:nvPicPr>
+                  <pic:blipFill>
+                    <a:blip r:embed="rId39">
+                      <a:extLst>
+                        <a:ext uri="{28A0092B-C50C-407E-A947-70E740481C1C}">
+                          <a14:useLocalDpi xmlns:a14="http://schemas.microsoft.com/office/drawing/2010/main" val="0"/>
+                        </a:ext>
+                      </a:extLst>
+                    </a:blip>
+                    <a:stretch>
+                      <a:fillRect/>
+                    </a:stretch>
+                  </pic:blipFill>
+                  <pic:spPr>
+                    <a:xfrm>
+                      <a:off x="0" y="0"/>
+                      <a:ext cx="3352800" cy="4152900"/>
+                    </a:xfrm>
+                    <a:prstGeom prst="rect">
+                      <a:avLst/>
+                    </a:prstGeom>
+                  </pic:spPr>
+                </pic:pic>
+              </a:graphicData>
+            </a:graphic>
+            <wp14:sizeRelH relativeFrom="page">
+              <wp14:pctWidth>0</wp14:pctWidth>
+            </wp14:sizeRelH>
+            <wp14:sizeRelV relativeFrom="page">
+              <wp14:pctHeight>0</wp14:pctHeight>
+            </wp14:sizeRelV>
+          </wp:anchor>
+        </w:drawing>
+      </w:r>
+      <w:proofErr w:type="gramStart"/>
+      <w:r>
+        <w:rPr>
+          <w:rFonts w:ascii="Times New Roman" w:hAnsi="Times New Roman" w:cs="Times New Roman"/>
+          <w:b/>
+          <w:bCs/>
+          <w:sz w:val="30"/>
+          <w:szCs w:val="30"/>
+        </w:rPr>
+        <w:t>SESSION:-</w:t>
+      </w:r>
+      <w:proofErr w:type="gramEnd"/>
+      <w:r>
+        <w:rPr>
+          <w:rFonts w:ascii="Times New Roman" w:hAnsi="Times New Roman" w:cs="Times New Roman"/>
+          <w:b/>
+          <w:bCs/>
+          <w:sz w:val="30"/>
+          <w:szCs w:val="30"/>
+        </w:rPr>
+        <w:t>10</w:t>
+      </w:r>
+    </w:p>
+    <w:p>
+      <w:pPr>
+        <w:jc w:val="both"/>
+        <w:rPr>
+          <w:noProof/>
+        </w:rPr>
+      </w:pPr>
+      <w:r>
+        <w:rPr>
+          <w:rFonts w:ascii="Times New Roman" w:hAnsi="Times New Roman" w:cs="Times New Roman"/>
+          <w:b/>
+          <w:bCs/>
+          <w:sz w:val="30"/>
+          <w:szCs w:val="30"/>
+        </w:rPr>
+        <w:drawing>
+          <wp:anchor distT="0" distB="0" distL="114300" distR="114300" simplePos="0" relativeHeight="251681792" behindDoc="0" locked="0" layoutInCell="1" allowOverlap="1" wp14:anchorId="4A8AD525" wp14:editId="10602F13">
+            <wp:simplePos x="0" y="0"/>
+            <wp:positionH relativeFrom="column">
+              <wp:posOffset>-558800</wp:posOffset>
+            </wp:positionH>
+            <wp:positionV relativeFrom="paragraph">
+              <wp:posOffset>0</wp:posOffset>
+            </wp:positionV>
+            <wp:extent cx="3619500" cy="4064000"/>
+            <wp:effectExtent l="0" t="0" r="0" b="0"/>
+            <wp:wrapThrough wrapText="bothSides">
+              <wp:wrapPolygon edited="0">
+                <wp:start x="0" y="0"/>
+                <wp:lineTo x="0" y="21465"/>
+                <wp:lineTo x="21486" y="21465"/>
+                <wp:lineTo x="21486" y="0"/>
+                <wp:lineTo x="0" y="0"/>
+              </wp:wrapPolygon>
+            </wp:wrapThrough>
+            <wp:docPr id="1232305207" name="Picture 1"/>
+            <wp:cNvGraphicFramePr>
+              <a:graphicFrameLocks xmlns:a="http://schemas.openxmlformats.org/drawingml/2006/main" noChangeAspect="1"/>
+            </wp:cNvGraphicFramePr>
+            <a:graphic xmlns:a="http://schemas.openxmlformats.org/drawingml/2006/main">
+              <a:graphicData uri="http://schemas.openxmlformats.org/drawingml/2006/picture">
+                <pic:pic xmlns:pic="http://schemas.openxmlformats.org/drawingml/2006/picture">
+                  <pic:nvPicPr>
+                    <pic:cNvPr id="1232305207" name=""/>
+                    <pic:cNvPicPr/>
+                  </pic:nvPicPr>
+                  <pic:blipFill>
+                    <a:blip r:embed="rId40">
+                      <a:extLst>
+                        <a:ext uri="{28A0092B-C50C-407E-A947-70E740481C1C}">
+                          <a14:useLocalDpi xmlns:a14="http://schemas.microsoft.com/office/drawing/2010/main" val="0"/>
+                        </a:ext>
+                      </a:extLst>
+                    </a:blip>
+                    <a:stretch>
+                      <a:fillRect/>
+                    </a:stretch>
+                  </pic:blipFill>
+                  <pic:spPr>
+                    <a:xfrm>
+                      <a:off x="0" y="0"/>
+                      <a:ext cx="3619500" cy="4064000"/>
+                    </a:xfrm>
+                    <a:prstGeom prst="rect">
+                      <a:avLst/>
+                    </a:prstGeom>
+                  </pic:spPr>
+                </pic:pic>
+              </a:graphicData>
+            </a:graphic>
+            <wp14:sizeRelH relativeFrom="page">
+              <wp14:pctWidth>0</wp14:pctWidth>
+            </wp14:sizeRelH>
+            <wp14:sizeRelV relativeFrom="page">
+              <wp14:pctHeight>0</wp14:pctHeight>
+            </wp14:sizeRelV>
+          </wp:anchor>
+        </w:drawing>
+      </w:r>
+      <w:r>
+        <w:rPr>
+          <w:noProof/>
+        </w:rPr>
+        <w:t xml:space="preserve"> </w:t>
+      </w:r>
+    </w:p>
+    <w:p>
+      <w:pPr>
+        <w:jc w:val="both"/>
+        <w:rPr>
+          <w:noProof/>
+        </w:rPr>
+      </w:pPr>
+    </w:p>
+    <w:p>
+      <w:pPr>
+        <w:jc w:val="both"/>
+        <w:rPr>
+          <w:noProof/>
+        </w:rPr>
+      </w:pPr>
+    </w:p>
+    <w:p>
+      <w:pPr>
+        <w:jc w:val="both"/>
+        <w:rPr>
+          <w:rFonts w:ascii="Times New Roman" w:hAnsi="Times New Roman" w:cs="Times New Roman"/>
+          <w:b/>
+          <w:bCs/>
+          <w:sz w:val="30"/>
+          <w:szCs w:val="30"/>
+        </w:rPr>
+      </w:pPr>
+      <w:r>
+        <w:rPr>
+          <w:rFonts w:ascii="Times New Roman" w:hAnsi="Times New Roman" w:cs="Times New Roman"/>
+          <w:b/>
+          <w:bCs/>
+          <w:sz w:val="30"/>
+          <w:szCs w:val="30"/>
+        </w:rPr>
+        <w:drawing>
+          <wp:inline distT="0" distB="0" distL="0" distR="0" wp14:anchorId="28CE5F44" wp14:editId="19E07152">
+            <wp:extent cx="2796540" cy="6019800"/>
+            <wp:effectExtent l="0" t="0" r="3810" b="0"/>
+            <wp:docPr id="518803542" name="Picture 1"/>
+            <wp:cNvGraphicFramePr>
+              <a:graphicFrameLocks xmlns:a="http://schemas.openxmlformats.org/drawingml/2006/main" noChangeAspect="1"/>
+            </wp:cNvGraphicFramePr>
+            <a:graphic xmlns:a="http://schemas.openxmlformats.org/drawingml/2006/main">
+              <a:graphicData uri="http://schemas.openxmlformats.org/drawingml/2006/picture">
+                <pic:pic xmlns:pic="http://schemas.openxmlformats.org/drawingml/2006/picture">
+                  <pic:nvPicPr>
+                    <pic:cNvPr id="518803542" name=""/>
+                    <pic:cNvPicPr/>
+                  </pic:nvPicPr>
+                  <pic:blipFill>
+                    <a:blip r:embed="rId41"/>
+                    <a:stretch>
+                      <a:fillRect/>
+                    </a:stretch>
+                  </pic:blipFill>
+                  <pic:spPr>
+                    <a:xfrm>
+                      <a:off x="0" y="0"/>
+                      <a:ext cx="2796784" cy="6020325"/>
+                    </a:xfrm>
+                    <a:prstGeom prst="rect">
+                      <a:avLst/>
+                    </a:prstGeom>
+                  </pic:spPr>
+                </pic:pic>
+              </a:graphicData>
+            </a:graphic>
+          </wp:inline>
+        </w:drawing>
+      </w:r>
+      <w:r>
+        <w:rPr>
+          <w:rFonts w:ascii="Times New Roman" w:hAnsi="Times New Roman" w:cs="Times New Roman"/>
+          <w:b/>
+          <w:bCs/>
+          <w:sz w:val="30"/>
+          <w:szCs w:val="30"/>
+        </w:rPr>
+        <w:drawing>
+          <wp:anchor distT="0" distB="0" distL="114300" distR="114300" simplePos="0" relativeHeight="251682816" behindDoc="0" locked="0" layoutInCell="1" allowOverlap="1" wp14:anchorId="47C7B4D7" wp14:editId="00EF5DFC">
+            <wp:simplePos x="0" y="0"/>
+            <wp:positionH relativeFrom="column">
+              <wp:posOffset>-647700</wp:posOffset>
+            </wp:positionH>
+            <wp:positionV relativeFrom="paragraph">
+              <wp:posOffset>0</wp:posOffset>
+            </wp:positionV>
+            <wp:extent cx="3071126" cy="6005080"/>
+            <wp:effectExtent l="0" t="0" r="0" b="0"/>
+            <wp:wrapThrough wrapText="bothSides">
+              <wp:wrapPolygon edited="0">
+                <wp:start x="0" y="0"/>
+                <wp:lineTo x="0" y="21518"/>
+                <wp:lineTo x="21439" y="21518"/>
+                <wp:lineTo x="21439" y="0"/>
+                <wp:lineTo x="0" y="0"/>
+              </wp:wrapPolygon>
+            </wp:wrapThrough>
+            <wp:docPr id="800181559" name="Picture 1"/>
+            <wp:cNvGraphicFramePr>
+              <a:graphicFrameLocks xmlns:a="http://schemas.openxmlformats.org/drawingml/2006/main" noChangeAspect="1"/>
+            </wp:cNvGraphicFramePr>
+            <a:graphic xmlns:a="http://schemas.openxmlformats.org/drawingml/2006/main">
+              <a:graphicData uri="http://schemas.openxmlformats.org/drawingml/2006/picture">
+                <pic:pic xmlns:pic="http://schemas.openxmlformats.org/drawingml/2006/picture">
+                  <pic:nvPicPr>
+                    <pic:cNvPr id="800181559" name=""/>
+                    <pic:cNvPicPr/>
+                  </pic:nvPicPr>
+                  <pic:blipFill>
+                    <a:blip r:embed="rId42">
+                      <a:extLst>
+                        <a:ext uri="{28A0092B-C50C-407E-A947-70E740481C1C}">
+                          <a14:useLocalDpi xmlns:a14="http://schemas.microsoft.com/office/drawing/2010/main" val="0"/>
+                        </a:ext>
+                      </a:extLst>
+                    </a:blip>
+                    <a:stretch>
+                      <a:fillRect/>
+                    </a:stretch>
+                  </pic:blipFill>
+                  <pic:spPr>
+                    <a:xfrm>
+                      <a:off x="0" y="0"/>
+                      <a:ext cx="3071126" cy="6005080"/>
+                    </a:xfrm>
+                    <a:prstGeom prst="rect">
+                      <a:avLst/>
+                    </a:prstGeom>
+                  </pic:spPr>
+                </pic:pic>
+              </a:graphicData>
+            </a:graphic>
+            <wp14:sizeRelH relativeFrom="page">
+              <wp14:pctWidth>0</wp14:pctWidth>
+            </wp14:sizeRelH>
+            <wp14:sizeRelV relativeFrom="page">
+              <wp14:pctHeight>0</wp14:pctHeight>
+            </wp14:sizeRelV>
+          </wp:anchor>
+        </w:drawing>
+      </w:r>
+      <w:r>
+        <w:rPr>
+          <w:rFonts w:ascii="Times New Roman" w:hAnsi="Times New Roman" w:cs="Times New Roman"/>
+          <w:b/>
+          <w:bCs/>
+          <w:sz w:val="30"/>
+          <w:szCs w:val="30"/>
+        </w:rPr>
+        <w:t xml:space="preserve">      </w:t>
+      </w:r>
+    </w:p>
+    <w:p>
+      <w:pPr>
+        <w:jc w:val="both"/>
+        <w:rPr>
+          <w:rFonts w:ascii="Times New Roman" w:hAnsi="Times New Roman" w:cs="Times New Roman"/>
+          <w:b/>
+          <w:bCs/>
+          <w:sz w:val="30"/>
+          <w:szCs w:val="30"/>
+        </w:rPr>
+      </w:pPr>
+    </w:p>
+    <w:p>
+      <w:pPr>
+        <w:jc w:val="both"/>
+        <w:rPr>
+          <w:rFonts w:ascii="Times New Roman" w:hAnsi="Times New Roman" w:cs="Times New Roman"/>
+          <w:b/>
+          <w:bCs/>
+          <w:sz w:val="30"/>
+          <w:szCs w:val="30"/>
+        </w:rPr>
+      </w:pPr>
+    </w:p>
+    <w:p>
+      <w:pPr>
+        <w:jc w:val="both"/>
+        <w:rPr>
+          <w:rFonts w:ascii="Times New Roman" w:hAnsi="Times New Roman" w:cs="Times New Roman"/>
+          <w:b/>
+          <w:bCs/>
+          <w:sz w:val="30"/>
+          <w:szCs w:val="30"/>
+        </w:rPr>
+      </w:pPr>
+    </w:p>
+    <w:p>
+      <w:pPr>
+        <w:jc w:val="both"/>
+        <w:rPr>
+          <w:rFonts w:ascii="Times New Roman" w:hAnsi="Times New Roman" w:cs="Times New Roman"/>
+          <w:b/>
+          <w:bCs/>
+          <w:sz w:val="30"/>
+          <w:szCs w:val="30"/>
+        </w:rPr>
+      </w:pPr>
+    </w:p>
+    <w:p>
+      <w:pPr>
+        <w:jc w:val="both"/>
+        <w:rPr>
+          <w:rFonts w:ascii="Times New Roman" w:hAnsi="Times New Roman" w:cs="Times New Roman"/>
+          <w:b/>
+          <w:bCs/>
+          <w:sz w:val="30"/>
+          <w:szCs w:val="30"/>
+        </w:rPr>
+      </w:pPr>
+    </w:p>
+    <w:p>
+      <w:pPr>
+        <w:jc w:val="both"/>
+        <w:rPr>
+          <w:rFonts w:ascii="Times New Roman" w:hAnsi="Times New Roman" w:cs="Times New Roman"/>
+          <w:b/>
+          <w:bCs/>
+          <w:sz w:val="30"/>
+          <w:szCs w:val="30"/>
+        </w:rPr>
+      </w:pPr>
+    </w:p>
+    <w:p>
+      <w:pPr>
+        <w:jc w:val="both"/>
+        <w:rPr>
+          <w:rFonts w:ascii="Times New Roman" w:hAnsi="Times New Roman" w:cs="Times New Roman"/>
+          <w:b/>
+          <w:bCs/>
+          <w:sz w:val="30"/>
+          <w:szCs w:val="30"/>
+        </w:rPr>
+      </w:pPr>
+    </w:p>
+    <w:p>
+      <w:pPr>
+        <w:jc w:val="both"/>
+        <w:rPr>
+          <w:rFonts w:ascii="Times New Roman" w:hAnsi="Times New Roman" w:cs="Times New Roman"/>
+          <w:b/>
+          <w:bCs/>
+          <w:sz w:val="30"/>
+          <w:szCs w:val="30"/>
+        </w:rPr>
+      </w:pPr>
+    </w:p>
+    <w:p>
+      <w:pPr>
+        <w:jc w:val="both"/>
+        <w:rPr>
+          <w:rFonts w:ascii="Times New Roman" w:hAnsi="Times New Roman" w:cs="Times New Roman"/>
+          <w:b/>
+          <w:bCs/>
+          <w:sz w:val="30"/>
+          <w:szCs w:val="30"/>
+        </w:rPr>
+      </w:pPr>
+      <w:r>
+        <w:rPr>
+          <w:rFonts w:ascii="Times New Roman" w:hAnsi="Times New Roman" w:cs="Times New Roman"/>
+          <w:b/>
+          <w:bCs/>
+          <w:sz w:val="30"/>
+          <w:szCs w:val="30"/>
+        </w:rPr>
+        <w:drawing>
+          <wp:inline distT="0" distB="0" distL="0" distR="0" wp14:anchorId="5FCEF18A" wp14:editId="211532F2">
+            <wp:extent cx="2972058" cy="6675698"/>
+            <wp:effectExtent l="0" t="0" r="0" b="0"/>
+            <wp:docPr id="572379822" name="Picture 1"/>
+            <wp:cNvGraphicFramePr>
+              <a:graphicFrameLocks xmlns:a="http://schemas.openxmlformats.org/drawingml/2006/main" noChangeAspect="1"/>
+            </wp:cNvGraphicFramePr>
+            <a:graphic xmlns:a="http://schemas.openxmlformats.org/drawingml/2006/main">
+              <a:graphicData uri="http://schemas.openxmlformats.org/drawingml/2006/picture">
+                <pic:pic xmlns:pic="http://schemas.openxmlformats.org/drawingml/2006/picture">
+                  <pic:nvPicPr>
+                    <pic:cNvPr id="572379822" name=""/>
+                    <pic:cNvPicPr/>
+                  </pic:nvPicPr>
+                  <pic:blipFill>
+                    <a:blip r:embed="rId43"/>
+                    <a:stretch>
+                      <a:fillRect/>
+                    </a:stretch>
+                  </pic:blipFill>
+                  <pic:spPr>
+                    <a:xfrm>
+                      <a:off x="0" y="0"/>
+                      <a:ext cx="2972058" cy="6675698"/>
+                    </a:xfrm>
+                    <a:prstGeom prst="rect">
+                      <a:avLst/>
+                    </a:prstGeom>
+                  </pic:spPr>
+                </pic:pic>
+              </a:graphicData>
+            </a:graphic>
+          </wp:inline>
+        </w:drawing>
+      </w:r>
+      <w:r>
+        <w:rPr>
+          <w:rFonts w:ascii="Times New Roman" w:hAnsi="Times New Roman" w:cs="Times New Roman"/>
+          <w:b/>
+          <w:bCs/>
+          <w:sz w:val="30"/>
+          <w:szCs w:val="30"/>
+        </w:rPr>
+        <w:drawing>
+          <wp:anchor distT="0" distB="0" distL="114300" distR="114300" simplePos="0" relativeHeight="251683840" behindDoc="0" locked="0" layoutInCell="1" allowOverlap="1" wp14:anchorId="18869D22" wp14:editId="54249341">
+            <wp:simplePos x="0" y="0"/>
+            <wp:positionH relativeFrom="column">
+              <wp:posOffset>-502920</wp:posOffset>
+            </wp:positionH>
+            <wp:positionV relativeFrom="paragraph">
+              <wp:posOffset>0</wp:posOffset>
+            </wp:positionV>
+            <wp:extent cx="2827265" cy="6797629"/>
+            <wp:effectExtent l="0" t="0" r="0" b="3810"/>
+            <wp:wrapThrough wrapText="bothSides">
+              <wp:wrapPolygon edited="0">
+                <wp:start x="0" y="0"/>
+                <wp:lineTo x="0" y="21552"/>
+                <wp:lineTo x="21396" y="21552"/>
+                <wp:lineTo x="21396" y="0"/>
+                <wp:lineTo x="0" y="0"/>
+              </wp:wrapPolygon>
+            </wp:wrapThrough>
+            <wp:docPr id="327497206" name="Picture 1"/>
+            <wp:cNvGraphicFramePr>
+              <a:graphicFrameLocks xmlns:a="http://schemas.openxmlformats.org/drawingml/2006/main" noChangeAspect="1"/>
+            </wp:cNvGraphicFramePr>
+            <a:graphic xmlns:a="http://schemas.openxmlformats.org/drawingml/2006/main">
+              <a:graphicData uri="http://schemas.openxmlformats.org/drawingml/2006/picture">
+                <pic:pic xmlns:pic="http://schemas.openxmlformats.org/drawingml/2006/picture">
+                  <pic:nvPicPr>
+                    <pic:cNvPr id="327497206" name=""/>
+                    <pic:cNvPicPr/>
+                  </pic:nvPicPr>
+                  <pic:blipFill>
+                    <a:blip r:embed="rId44">
+                      <a:extLst>
+                        <a:ext uri="{28A0092B-C50C-407E-A947-70E740481C1C}">
+                          <a14:useLocalDpi xmlns:a14="http://schemas.microsoft.com/office/drawing/2010/main" val="0"/>
+                        </a:ext>
+                      </a:extLst>
+                    </a:blip>
+                    <a:stretch>
+                      <a:fillRect/>
+                    </a:stretch>
+                  </pic:blipFill>
+                  <pic:spPr>
+                    <a:xfrm>
+                      <a:off x="0" y="0"/>
+                      <a:ext cx="2827265" cy="6797629"/>
+                    </a:xfrm>
+                    <a:prstGeom prst="rect">
+                      <a:avLst/>
+                    </a:prstGeom>
+                  </pic:spPr>
+                </pic:pic>
+              </a:graphicData>
+            </a:graphic>
+            <wp14:sizeRelH relativeFrom="page">
+              <wp14:pctWidth>0</wp14:pctWidth>
+            </wp14:sizeRelH>
+            <wp14:sizeRelV relativeFrom="page">
+              <wp14:pctHeight>0</wp14:pctHeight>
+            </wp14:sizeRelV>
+          </wp:anchor>
+        </w:drawing>
+      </w:r>
+      <w:r>
+        <w:rPr>
+          <w:rFonts w:ascii="Times New Roman" w:hAnsi="Times New Roman" w:cs="Times New Roman"/>
+          <w:b/>
+          <w:bCs/>
+          <w:sz w:val="30"/>
+          <w:szCs w:val="30"/>
+        </w:rPr>
+        <w:t xml:space="preserve">                               </w:t>
+      </w:r>
+    </w:p>
+    <w:p>
+      <w:pPr>
+        <w:jc w:val="both"/>
+        <w:rPr>
+          <w:rFonts w:ascii="Times New Roman" w:hAnsi="Times New Roman" w:cs="Times New Roman"/>
+          <w:b/>
+          <w:bCs/>
+          <w:sz w:val="30"/>
+          <w:szCs w:val="30"/>
+        </w:rPr>
+      </w:pPr>
+    </w:p>
+    <w:p>
+      <w:pPr>
+        <w:jc w:val="both"/>
+        <w:rPr>
+          <w:rFonts w:ascii="Times New Roman" w:hAnsi="Times New Roman" w:cs="Times New Roman"/>
+          <w:b/>
+          <w:bCs/>
+          <w:sz w:val="30"/>
+          <w:szCs w:val="30"/>
+        </w:rPr>
+      </w:pPr>
+    </w:p>
+    <w:p>
+      <w:pPr>
+        <w:jc w:val="both"/>
+        <w:rPr>
+          <w:rFonts w:ascii="Times New Roman" w:hAnsi="Times New Roman" w:cs="Times New Roman"/>
+          <w:b/>
+          <w:bCs/>
+          <w:sz w:val="30"/>
+          <w:szCs w:val="30"/>
+        </w:rPr>
+      </w:pPr>
+    </w:p>
+    <w:p>
+      <w:pPr>
+        <w:jc w:val="both"/>
+        <w:rPr>
+          <w:rFonts w:ascii="Times New Roman" w:hAnsi="Times New Roman" w:cs="Times New Roman"/>
+          <w:b/>
+          <w:bCs/>
+          <w:sz w:val="30"/>
+          <w:szCs w:val="30"/>
+        </w:rPr>
+      </w:pPr>
+    </w:p>
+    <w:p>
+      <w:pPr>
+        <w:jc w:val="both"/>
+        <w:rPr>
+          <w:rFonts w:ascii="Times New Roman" w:hAnsi="Times New Roman" w:cs="Times New Roman"/>
+          <w:b/>
+          <w:bCs/>
+          <w:sz w:val="30"/>
+          <w:szCs w:val="30"/>
+        </w:rPr>
+      </w:pPr>
+    </w:p>
+    <w:p>
+      <w:pPr>
+        <w:jc w:val="both"/>
+        <w:rPr>
+          <w:rFonts w:ascii="Times New Roman" w:hAnsi="Times New Roman" w:cs="Times New Roman"/>
+          <w:b/>
+          <w:bCs/>
+          <w:sz w:val="30"/>
+          <w:szCs w:val="30"/>
+        </w:rPr>
+      </w:pPr>
+    </w:p>
+    <w:p>
+      <w:pPr>
+        <w:jc w:val="both"/>
+        <w:rPr>
+          <w:rFonts w:ascii="Times New Roman" w:hAnsi="Times New Roman" w:cs="Times New Roman"/>
+          <w:b/>
+          <w:bCs/>
+          <w:sz w:val="30"/>
+          <w:szCs w:val="30"/>
+        </w:rPr>
+      </w:pPr>
+      <w:r>
+        <w:rPr>
+          <w:rFonts w:ascii="Times New Roman" w:hAnsi="Times New Roman" w:cs="Times New Roman"/>
+          <w:b/>
+          <w:bCs/>
+          <w:sz w:val="30"/>
+          <w:szCs w:val="30"/>
+        </w:rPr>
+        <w:drawing>
+          <wp:anchor distT="0" distB="0" distL="114300" distR="114300" simplePos="0" relativeHeight="251685888" behindDoc="0" locked="0" layoutInCell="1" allowOverlap="1" wp14:anchorId="6847A229" wp14:editId="711A1E3E">
+            <wp:simplePos x="0" y="0"/>
+            <wp:positionH relativeFrom="column">
+              <wp:posOffset>2870200</wp:posOffset>
+            </wp:positionH>
+            <wp:positionV relativeFrom="paragraph">
+              <wp:posOffset>0</wp:posOffset>
+            </wp:positionV>
+            <wp:extent cx="3513455" cy="6772910"/>
+            <wp:effectExtent l="0" t="0" r="0" b="8890"/>
+            <wp:wrapThrough wrapText="bothSides">
+              <wp:wrapPolygon edited="0">
+                <wp:start x="0" y="0"/>
+                <wp:lineTo x="0" y="21568"/>
+                <wp:lineTo x="21432" y="21568"/>
+                <wp:lineTo x="21432" y="0"/>
+                <wp:lineTo x="0" y="0"/>
+              </wp:wrapPolygon>
+            </wp:wrapThrough>
+            <wp:docPr id="1992330664" name="Picture 1"/>
+            <wp:cNvGraphicFramePr>
+              <a:graphicFrameLocks xmlns:a="http://schemas.openxmlformats.org/drawingml/2006/main" noChangeAspect="1"/>
+            </wp:cNvGraphicFramePr>
+            <a:graphic xmlns:a="http://schemas.openxmlformats.org/drawingml/2006/main">
+              <a:graphicData uri="http://schemas.openxmlformats.org/drawingml/2006/picture">
+                <pic:pic xmlns:pic="http://schemas.openxmlformats.org/drawingml/2006/picture">
+                  <pic:nvPicPr>
+                    <pic:cNvPr id="1992330664" name=""/>
+                    <pic:cNvPicPr/>
+                  </pic:nvPicPr>
+                  <pic:blipFill>
+                    <a:blip r:embed="rId45">
+                      <a:extLst>
+                        <a:ext uri="{28A0092B-C50C-407E-A947-70E740481C1C}">
+                          <a14:useLocalDpi xmlns:a14="http://schemas.microsoft.com/office/drawing/2010/main" val="0"/>
+                        </a:ext>
+                      </a:extLst>
+                    </a:blip>
+                    <a:stretch>
+                      <a:fillRect/>
+                    </a:stretch>
+                  </pic:blipFill>
+                  <pic:spPr>
+                    <a:xfrm>
+                      <a:off x="0" y="0"/>
+                      <a:ext cx="3513455" cy="6772910"/>
+                    </a:xfrm>
+                    <a:prstGeom prst="rect">
+                      <a:avLst/>
+                    </a:prstGeom>
+                  </pic:spPr>
+                </pic:pic>
+              </a:graphicData>
+            </a:graphic>
+            <wp14:sizeRelH relativeFrom="page">
+              <wp14:pctWidth>0</wp14:pctWidth>
+            </wp14:sizeRelH>
+            <wp14:sizeRelV relativeFrom="page">
+              <wp14:pctHeight>0</wp14:pctHeight>
+            </wp14:sizeRelV>
+          </wp:anchor>
+        </w:drawing>
+      </w:r>
+      <w:r>
+        <w:rPr>
+          <w:rFonts w:ascii="Times New Roman" w:hAnsi="Times New Roman" w:cs="Times New Roman"/>
+          <w:b/>
+          <w:bCs/>
+          <w:sz w:val="30"/>
+          <w:szCs w:val="30"/>
+        </w:rPr>
+        <w:drawing>
+          <wp:anchor distT="0" distB="0" distL="114300" distR="114300" simplePos="0" relativeHeight="251684864" behindDoc="0" locked="0" layoutInCell="1" allowOverlap="1" wp14:anchorId="0822DBE8" wp14:editId="6A94ED81">
+            <wp:simplePos x="0" y="0"/>
+            <wp:positionH relativeFrom="column">
+              <wp:posOffset>-685800</wp:posOffset>
+            </wp:positionH>
+            <wp:positionV relativeFrom="paragraph">
+              <wp:posOffset>7620</wp:posOffset>
+            </wp:positionV>
+            <wp:extent cx="3444538" cy="6835732"/>
+            <wp:effectExtent l="0" t="0" r="3810" b="3810"/>
+            <wp:wrapThrough wrapText="bothSides">
+              <wp:wrapPolygon edited="0">
+                <wp:start x="0" y="0"/>
+                <wp:lineTo x="0" y="21552"/>
+                <wp:lineTo x="21504" y="21552"/>
+                <wp:lineTo x="21504" y="0"/>
+                <wp:lineTo x="0" y="0"/>
+              </wp:wrapPolygon>
+            </wp:wrapThrough>
+            <wp:docPr id="1287606990" name="Picture 1"/>
+            <wp:cNvGraphicFramePr>
+              <a:graphicFrameLocks xmlns:a="http://schemas.openxmlformats.org/drawingml/2006/main" noChangeAspect="1"/>
+            </wp:cNvGraphicFramePr>
+            <a:graphic xmlns:a="http://schemas.openxmlformats.org/drawingml/2006/main">
+              <a:graphicData uri="http://schemas.openxmlformats.org/drawingml/2006/picture">
+                <pic:pic xmlns:pic="http://schemas.openxmlformats.org/drawingml/2006/picture">
+                  <pic:nvPicPr>
+                    <pic:cNvPr id="1287606990" name=""/>
+                    <pic:cNvPicPr/>
+                  </pic:nvPicPr>
+                  <pic:blipFill>
+                    <a:blip r:embed="rId46">
+                      <a:extLst>
+                        <a:ext uri="{28A0092B-C50C-407E-A947-70E740481C1C}">
+                          <a14:useLocalDpi xmlns:a14="http://schemas.microsoft.com/office/drawing/2010/main" val="0"/>
+                        </a:ext>
+                      </a:extLst>
+                    </a:blip>
+                    <a:stretch>
+                      <a:fillRect/>
+                    </a:stretch>
+                  </pic:blipFill>
+                  <pic:spPr>
+                    <a:xfrm>
+                      <a:off x="0" y="0"/>
+                      <a:ext cx="3444538" cy="6835732"/>
+                    </a:xfrm>
+                    <a:prstGeom prst="rect">
+                      <a:avLst/>
+                    </a:prstGeom>
+                  </pic:spPr>
+                </pic:pic>
+              </a:graphicData>
+            </a:graphic>
+            <wp14:sizeRelH relativeFrom="page">
+              <wp14:pctWidth>0</wp14:pctWidth>
+            </wp14:sizeRelH>
+            <wp14:sizeRelV relativeFrom="page">
+              <wp14:pctHeight>0</wp14:pctHeight>
+            </wp14:sizeRelV>
+          </wp:anchor>
+        </w:drawing>
+      </w:r>
+    </w:p>
+    <w:p>
+      <w:pPr>
+        <w:jc w:val="both"/>
+        <w:rPr>
+          <w:rFonts w:ascii="Times New Roman" w:hAnsi="Times New Roman" w:cs="Times New Roman"/>
+          <w:b/>
+          <w:bCs/>
+          <w:sz w:val="30"/>
+          <w:szCs w:val="30"/>
+        </w:rPr>
+      </w:pPr>
+    </w:p>
+    <w:p>
+      <w:pPr>
+        <w:jc w:val="both"/>
+        <w:rPr>
+          <w:rFonts w:ascii="Times New Roman" w:hAnsi="Times New Roman" w:cs="Times New Roman"/>
+          <w:b/>
+          <w:bCs/>
+          <w:sz w:val="30"/>
+          <w:szCs w:val="30"/>
+        </w:rPr>
+      </w:pPr>
+    </w:p>
+    <w:p>
+      <w:pPr>
+        <w:jc w:val="both"/>
+        <w:rPr>
+          <w:rFonts w:ascii="Times New Roman" w:hAnsi="Times New Roman" w:cs="Times New Roman"/>
+          <w:b/>
+          <w:bCs/>
+          <w:sz w:val="30"/>
+          <w:szCs w:val="30"/>
+        </w:rPr>
+      </w:pPr>
+    </w:p>
+    <w:p>
+      <w:pPr>
+        <w:jc w:val="both"/>
+        <w:rPr>
+          <w:rFonts w:ascii="Times New Roman" w:hAnsi="Times New Roman" w:cs="Times New Roman"/>
+          <w:b/>
+          <w:bCs/>
+          <w:sz w:val="30"/>
+          <w:szCs w:val="30"/>
+        </w:rPr>
+      </w:pPr>
+    </w:p>
+    <w:p>
+      <w:pPr>
+        <w:jc w:val="both"/>
+        <w:rPr>
+          <w:rFonts w:ascii="Times New Roman" w:hAnsi="Times New Roman" w:cs="Times New Roman"/>
+          <w:b/>
+          <w:bCs/>
+          <w:sz w:val="30"/>
+          <w:szCs w:val="30"/>
+        </w:rPr>
+      </w:pPr>
+    </w:p>
+    <w:p>
+      <w:pPr>
+        <w:jc w:val="both"/>
+        <w:rPr>
+          <w:rFonts w:ascii="Times New Roman" w:hAnsi="Times New Roman" w:cs="Times New Roman"/>
+          <w:b/>
+          <w:bCs/>
+          <w:sz w:val="30"/>
+          <w:szCs w:val="30"/>
+        </w:rPr>
+      </w:pPr>
+      <w:r>
+        <w:rPr>
+          <w:rFonts w:ascii="Times New Roman" w:hAnsi="Times New Roman" w:cs="Times New Roman"/>
+          <w:b/>
+          <w:bCs/>
+          <w:sz w:val="30"/>
+          <w:szCs w:val="30"/>
+        </w:rPr>
+        <w:drawing>
+          <wp:anchor distT="0" distB="0" distL="114300" distR="114300" simplePos="0" relativeHeight="251687936" behindDoc="0" locked="0" layoutInCell="1" allowOverlap="1" wp14:anchorId="38F6FA0F" wp14:editId="621C62BA">
+            <wp:simplePos x="0" y="0"/>
+            <wp:positionH relativeFrom="column">
+              <wp:posOffset>2895600</wp:posOffset>
+            </wp:positionH>
+            <wp:positionV relativeFrom="paragraph">
+              <wp:posOffset>0</wp:posOffset>
+            </wp:positionV>
+            <wp:extent cx="3238500" cy="5581650"/>
+            <wp:effectExtent l="0" t="0" r="0" b="0"/>
+            <wp:wrapThrough wrapText="bothSides">
+              <wp:wrapPolygon edited="0">
+                <wp:start x="0" y="0"/>
+                <wp:lineTo x="0" y="21526"/>
+                <wp:lineTo x="21473" y="21526"/>
+                <wp:lineTo x="21473" y="0"/>
+                <wp:lineTo x="0" y="0"/>
+              </wp:wrapPolygon>
+            </wp:wrapThrough>
+            <wp:docPr id="1285464731" name="Picture 1"/>
+            <wp:cNvGraphicFramePr>
+              <a:graphicFrameLocks xmlns:a="http://schemas.openxmlformats.org/drawingml/2006/main" noChangeAspect="1"/>
+            </wp:cNvGraphicFramePr>
+            <a:graphic xmlns:a="http://schemas.openxmlformats.org/drawingml/2006/main">
+              <a:graphicData uri="http://schemas.openxmlformats.org/drawingml/2006/picture">
+                <pic:pic xmlns:pic="http://schemas.openxmlformats.org/drawingml/2006/picture">
+                  <pic:nvPicPr>
+                    <pic:cNvPr id="1285464731" name=""/>
+                    <pic:cNvPicPr/>
+                  </pic:nvPicPr>
+                  <pic:blipFill>
+                    <a:blip r:embed="rId47">
+                      <a:extLst>
+                        <a:ext uri="{28A0092B-C50C-407E-A947-70E740481C1C}">
+                          <a14:useLocalDpi xmlns:a14="http://schemas.microsoft.com/office/drawing/2010/main" val="0"/>
+                        </a:ext>
+                      </a:extLst>
+                    </a:blip>
+                    <a:stretch>
+                      <a:fillRect/>
+                    </a:stretch>
+                  </pic:blipFill>
+                  <pic:spPr>
+                    <a:xfrm>
+                      <a:off x="0" y="0"/>
+                      <a:ext cx="3238500" cy="5581650"/>
+                    </a:xfrm>
+                    <a:prstGeom prst="rect">
+                      <a:avLst/>
+                    </a:prstGeom>
+                  </pic:spPr>
+                </pic:pic>
+              </a:graphicData>
+            </a:graphic>
+            <wp14:sizeRelH relativeFrom="page">
+              <wp14:pctWidth>0</wp14:pctWidth>
+            </wp14:sizeRelH>
+            <wp14:sizeRelV relativeFrom="page">
+              <wp14:pctHeight>0</wp14:pctHeight>
+            </wp14:sizeRelV>
+          </wp:anchor>
+        </w:drawing>
+      </w:r>
+      <w:r>
+        <w:rPr>
+          <w:rFonts w:ascii="Times New Roman" w:hAnsi="Times New Roman" w:cs="Times New Roman"/>
+          <w:b/>
+          <w:bCs/>
+          <w:sz w:val="30"/>
+          <w:szCs w:val="30"/>
+        </w:rPr>
+        <w:drawing>
+          <wp:anchor distT="0" distB="0" distL="114300" distR="114300" simplePos="0" relativeHeight="251686912" behindDoc="0" locked="0" layoutInCell="1" allowOverlap="1" wp14:anchorId="7B9E82F8" wp14:editId="1AC0257B">
+            <wp:simplePos x="0" y="0"/>
+            <wp:positionH relativeFrom="column">
+              <wp:posOffset>-660400</wp:posOffset>
+            </wp:positionH>
+            <wp:positionV relativeFrom="paragraph">
+              <wp:posOffset>0</wp:posOffset>
+            </wp:positionV>
+            <wp:extent cx="3398815" cy="6835732"/>
+            <wp:effectExtent l="0" t="0" r="0" b="3810"/>
+            <wp:wrapThrough wrapText="bothSides">
+              <wp:wrapPolygon edited="0">
+                <wp:start x="0" y="0"/>
+                <wp:lineTo x="0" y="21552"/>
+                <wp:lineTo x="21430" y="21552"/>
+                <wp:lineTo x="21430" y="0"/>
+                <wp:lineTo x="0" y="0"/>
+              </wp:wrapPolygon>
+            </wp:wrapThrough>
+            <wp:docPr id="2133620408" name="Picture 1"/>
+            <wp:cNvGraphicFramePr>
+              <a:graphicFrameLocks xmlns:a="http://schemas.openxmlformats.org/drawingml/2006/main" noChangeAspect="1"/>
+            </wp:cNvGraphicFramePr>
+            <a:graphic xmlns:a="http://schemas.openxmlformats.org/drawingml/2006/main">
+              <a:graphicData uri="http://schemas.openxmlformats.org/drawingml/2006/picture">
+                <pic:pic xmlns:pic="http://schemas.openxmlformats.org/drawingml/2006/picture">
+                  <pic:nvPicPr>
+                    <pic:cNvPr id="2133620408" name=""/>
+                    <pic:cNvPicPr/>
+                  </pic:nvPicPr>
+                  <pic:blipFill>
+                    <a:blip r:embed="rId48">
+                      <a:extLst>
+                        <a:ext uri="{28A0092B-C50C-407E-A947-70E740481C1C}">
+                          <a14:useLocalDpi xmlns:a14="http://schemas.microsoft.com/office/drawing/2010/main" val="0"/>
+                        </a:ext>
+                      </a:extLst>
+                    </a:blip>
+                    <a:stretch>
+                      <a:fillRect/>
+                    </a:stretch>
+                  </pic:blipFill>
+                  <pic:spPr>
+                    <a:xfrm>
+                      <a:off x="0" y="0"/>
+                      <a:ext cx="3398815" cy="6835732"/>
+                    </a:xfrm>
+                    <a:prstGeom prst="rect">
+                      <a:avLst/>
+                    </a:prstGeom>
+                  </pic:spPr>
+                </pic:pic>
+              </a:graphicData>
+            </a:graphic>
+            <wp14:sizeRelH relativeFrom="page">
+              <wp14:pctWidth>0</wp14:pctWidth>
+            </wp14:sizeRelH>
+            <wp14:sizeRelV relativeFrom="page">
+              <wp14:pctHeight>0</wp14:pctHeight>
+            </wp14:sizeRelV>
+          </wp:anchor>
+        </w:drawing>
+      </w:r>
     </w:p>
     <w:sectPr>
       <w:pgSz w:w="11906" w:h="16838"/>
@@ -6101,7 +8451,7 @@
   <w:style w:type="paragraph" w:default="1" w:styleId="Normal">
     <w:name w:val="Normal"/>
     <w:qFormat/>
-    <w:rsid w:val="00C14752"/>
+    <w:rsid w:val="00A83C91"/>
   </w:style>
   <w:style w:type="paragraph" w:styleId="Heading1">
     <w:name w:val="heading 1"/>
@@ -6305,6 +8655,7 @@
   <w:style w:type="character" w:default="1" w:styleId="DefaultParagraphFont">
     <w:name w:val="Default Paragraph Font"/>
     <w:uiPriority w:val="1"/>
+    <w:semiHidden/>
     <w:unhideWhenUsed/>
   </w:style>
   <w:style w:type="table" w:default="1" w:styleId="TableNormal">
